--- a/por/docx/40.content.docx
+++ b/por/docx/40.content.docx
@@ -613,7 +613,7 @@
         <w:rPr>
           <w:lang w:val="pt_PT" w:bidi="pt_PT"/>
         </w:rPr>
-        <w:t xml:space="preserve"> Enquanto ele pensava nessas coisas, um anjo do Senhor apareceu a ele em sonho e lhe disse: "José, filho de Davi, não tenha medo de receber Maria como esposa, porque o que foi gerado nela é do Espírito Santo.</w:t>
+        <w:t xml:space="preserve"> Enquanto ele pensava nessas coisas, um anjo do Senhor apareceu a ele em sonho e lhe disse: “José, filho de Davi, não tenha medo de receber Maria como esposa, porque o que foi gerado nela é do Espírito Santo.</w:t>
       </w:r>
     </w:p>
     <w:p>
@@ -634,7 +634,7 @@
         <w:rPr>
           <w:lang w:val="pt_PT" w:bidi="pt_PT"/>
         </w:rPr>
-        <w:t xml:space="preserve"> Ela dará à luz um filho, e você lhe dará o nome de Jesus, porque ele salvará seu povo dos seus pecados".</w:t>
+        <w:t xml:space="preserve"> Ela dará à luz um filho, e você lhe dará o nome de Jesus, porque ele salvará seu povo dos seus pecados”.</w:t>
       </w:r>
     </w:p>
     <w:p>
@@ -676,7 +676,7 @@
         <w:rPr>
           <w:lang w:val="pt_PT" w:bidi="pt_PT"/>
         </w:rPr>
-        <w:t xml:space="preserve"> "Vejam! A virgem ficará grávida e dará à luz um filho, e o chamarão Emanuel, que significa 'Deus está conosco'".</w:t>
+        <w:t xml:space="preserve"> "Vejam! A virgem ficará grávida e dará à luz um filho, e o chamarão Emanuel, que significa ‘Deus está conosco’”.</w:t>
       </w:r>
     </w:p>
     <w:p>
@@ -860,7 +860,7 @@
         <w:rPr>
           <w:lang w:val="pt_PT" w:bidi="pt_PT"/>
         </w:rPr>
-        <w:t xml:space="preserve"> ‘E você, Belém, terra de Judá, de modo algum é a menor entre as principais cidades de Judá, pois de você sairá um líder que apascentará o meu povo, Israel'".</w:t>
+        <w:t xml:space="preserve"> ‘E você, Belém, terra de Judá, de modo algum é a menor entre as principais cidades de Judá, pois de você sairá um líder que apascentará o meu povo, Israel’”.</w:t>
       </w:r>
     </w:p>
     <w:p>
@@ -1007,7 +1007,7 @@
         <w:rPr>
           <w:lang w:val="pt_PT" w:bidi="pt_PT"/>
         </w:rPr>
-        <w:t xml:space="preserve"> Depois que eles partiram, um anjo do Senhor apareceu a José em sonho e lhe disse: "Levante-se, pegue o menino e sua mãe e fuja para o Egito; fiquem lá até que eu avise, pois Herodes vai procurar o menino para matá-lo".</w:t>
+        <w:t xml:space="preserve"> Depois que eles partiram, um anjo do Senhor apareceu a José em sonho e lhe disse: “Levante-se, pegue o menino e sua mãe e fuja para o Egito; fiquem lá até que eu avise, pois Herodes vai procurar o menino para matá-lo”.</w:t>
       </w:r>
     </w:p>
     <w:p>
@@ -1049,7 +1049,7 @@
         <w:rPr>
           <w:lang w:val="pt_PT" w:bidi="pt_PT"/>
         </w:rPr>
-        <w:t xml:space="preserve"> E eles permaneceram lá até a morte de Herodes, para que se cumprisse o que o Senhor havia dito pelo profeta: "Do Egito chamei meu filho".</w:t>
+        <w:t xml:space="preserve"> E eles permaneceram lá até a morte de Herodes, para que se cumprisse o que o Senhor havia dito pelo profeta: “Do Egito chamei meu filho”.</w:t>
       </w:r>
     </w:p>
     <w:p>
@@ -1112,7 +1112,7 @@
         <w:rPr>
           <w:lang w:val="pt_PT" w:bidi="pt_PT"/>
         </w:rPr>
-        <w:t xml:space="preserve"> "Ouviu-se uma voz em Ramá, grande choro e lamentação: Raquel chora por seus filhos e não quer ser consolada, porque eles não mais existem".</w:t>
+        <w:t xml:space="preserve"> "Ouviu-se uma voz em Ramá, grande choro e lamentação: Raquel chora por seus filhos e não quer ser consolada, porque eles não mais existem”.</w:t>
       </w:r>
     </w:p>
     <w:p>
@@ -1154,7 +1154,7 @@
         <w:rPr>
           <w:lang w:val="pt_PT" w:bidi="pt_PT"/>
         </w:rPr>
-        <w:t xml:space="preserve"> e lhe disse: "Levante-se, pegue o menino e sua mãe e volte para a terra de Israel, pois as pessoas que queriam matar o menino já morreram".</w:t>
+        <w:t xml:space="preserve"> e lhe disse: “Levante-se, pegue o menino e sua mãe e volte para a terra de Israel, pois as pessoas que queriam matar o menino já morreram”.</w:t>
       </w:r>
     </w:p>
     <w:p>
@@ -1275,7 +1275,7 @@
         <w:rPr>
           <w:lang w:val="pt_PT" w:bidi="pt_PT"/>
         </w:rPr>
-        <w:t xml:space="preserve"> "Arrependam-se, porque o reino dos céus está próximo".</w:t>
+        <w:t xml:space="preserve"> "Arrependam-se, porque o reino dos céus está próximo”.</w:t>
       </w:r>
     </w:p>
     <w:p>
@@ -1422,7 +1422,7 @@
         <w:rPr>
           <w:lang w:val="pt_PT" w:bidi="pt_PT"/>
         </w:rPr>
-        <w:t xml:space="preserve"> E não se iludam pensando: 'Abraão é nosso pai'. Pois eu lhes digo que Deus pode transformar até estas pedras em descendentes de Abraão!</w:t>
+        <w:t xml:space="preserve"> E não se iludam pensando: ‘Abraão é nosso pai’. Pois eu lhes digo que Deus pode transformar até estas pedras em descendentes de Abraão!</w:t>
       </w:r>
     </w:p>
     <w:p>
@@ -1485,7 +1485,7 @@
         <w:rPr>
           <w:lang w:val="pt_PT" w:bidi="pt_PT"/>
         </w:rPr>
-        <w:t xml:space="preserve"> Ele está com a pá nas mãos e limpará completamente a área onde se separa o trigo da palha; recolherá o trigo no celeiro, mas queimará a palha com fogo que nunca se apaga".</w:t>
+        <w:t xml:space="preserve"> Ele está com a pá nas mãos e limpará completamente a área onde se separa o trigo da palha; recolherá o trigo no celeiro, mas queimará a palha com fogo que nunca se apaga”.</w:t>
       </w:r>
     </w:p>
     <w:p>
@@ -1527,7 +1527,7 @@
         <w:rPr>
           <w:lang w:val="pt_PT" w:bidi="pt_PT"/>
         </w:rPr>
-        <w:t xml:space="preserve"> Mas João tentou impedi-lo, dizendo: "Sou eu quem precisa ser batizado pelo senhor, e é o senhor que vem até mim?".</w:t>
+        <w:t xml:space="preserve"> Mas João tentou impedi-lo, dizendo: “Sou eu quem precisa ser batizado pelo senhor, e é o senhor que vem até mim?”.</w:t>
       </w:r>
     </w:p>
     <w:p>
@@ -1732,7 +1732,7 @@
         <w:rPr>
           <w:lang w:val="pt_PT" w:bidi="pt_PT"/>
         </w:rPr>
-        <w:t xml:space="preserve"> “Jogue-se daqui", disse ele. “Se você é o Filho de Deus, está escrito que 'Deus ordenará aos seus anjos a seu respeito, e eles o sustentarão com as mãos, para que nunca tropece em alguma pedra'".</w:t>
+        <w:t xml:space="preserve"> “Jogue-se daqui”, disse ele. “Se você é o Filho de Deus, está escrito que ‘Deus ordenará aos seus anjos a seu respeito, e eles o sustentarão com as mãos, para que nunca tropece em alguma pedra’”.</w:t>
       </w:r>
     </w:p>
     <w:p>
@@ -1753,7 +1753,7 @@
         <w:rPr>
           <w:lang w:val="pt_PT" w:bidi="pt_PT"/>
         </w:rPr>
-        <w:t xml:space="preserve"> Jesus replicou: “Também está escrito: 'Não ponha à prova o Senhor, o seu Deus'”.</w:t>
+        <w:t xml:space="preserve"> Jesus replicou: “Também está escrito: ‘Não ponha à prova o Senhor, o seu Deus’”.</w:t>
       </w:r>
     </w:p>
     <w:p>
@@ -1816,7 +1816,7 @@
         <w:rPr>
           <w:lang w:val="pt_PT" w:bidi="pt_PT"/>
         </w:rPr>
-        <w:t xml:space="preserve"> Então Jesus lhe ordenou: “Saia daqui, Satanás! Pois está escrito: ‘Somente ao Senhor, o seu Deus, prestarás adoração e serviço'".</w:t>
+        <w:t xml:space="preserve"> Então Jesus lhe ordenou: “Saia daqui, Satanás! Pois está escrito: ‘Somente ao Senhor, o seu Deus, prestarás adoração e serviço’”.</w:t>
       </w:r>
     </w:p>
     <w:p>
@@ -1942,7 +1942,7 @@
         <w:rPr>
           <w:lang w:val="pt_PT" w:bidi="pt_PT"/>
         </w:rPr>
-        <w:t xml:space="preserve"> O povo que habitava em trevas viu brilhar uma grande luz; e aos que viviam na região da sombra da morte, a luz raiou sobre eles".</w:t>
+        <w:t xml:space="preserve"> O povo que habitava em trevas viu brilhar uma grande luz; e aos que viviam na região da sombra da morte, a luz raiou sobre eles”.</w:t>
       </w:r>
     </w:p>
     <w:p>
@@ -1963,7 +1963,7 @@
         <w:rPr>
           <w:lang w:val="pt_PT" w:bidi="pt_PT"/>
         </w:rPr>
-        <w:t xml:space="preserve"> A partir daquele momento, Jesus começou a pregar, dizendo: "Arrependam-se, pois o reino dos céus está próximo".</w:t>
+        <w:t xml:space="preserve"> A partir daquele momento, Jesus começou a pregar, dizendo: “Arrependam-se, pois o reino dos céus está próximo”.</w:t>
       </w:r>
     </w:p>
     <w:p>
@@ -2005,7 +2005,7 @@
         <w:rPr>
           <w:lang w:val="pt_PT" w:bidi="pt_PT"/>
         </w:rPr>
-        <w:t xml:space="preserve"> Jesus então lhes disse: "Venham comigo e farei de vocês pescadores de gente".</w:t>
+        <w:t xml:space="preserve"> Jesus então lhes disse: “Venham comigo e farei de vocês pescadores de gente”.</w:t>
       </w:r>
     </w:p>
     <w:p>
@@ -2588,7 +2588,7 @@
         <w:rPr>
           <w:lang w:val="pt_PT" w:bidi="pt_PT"/>
         </w:rPr>
-        <w:t xml:space="preserve"> Vocês ouviram o que foi dito aos antigos: 'Não tire a vida de ninguém; e quem derramar sangue será levado a julgamento para responder por isso'.</w:t>
+        <w:t xml:space="preserve"> Vocês ouviram o que foi dito aos antigos: ‘Não tire a vida de ninguém; e quem derramar sangue será levado a julgamento para responder por isso’.</w:t>
       </w:r>
     </w:p>
     <w:p>
@@ -2714,7 +2714,7 @@
         <w:rPr>
           <w:lang w:val="pt_PT" w:bidi="pt_PT"/>
         </w:rPr>
-        <w:t xml:space="preserve"> Vocês ouviram o que foi dito: 'Não cometa adultério'.</w:t>
+        <w:t xml:space="preserve"> Vocês ouviram o que foi dito: ‘Não cometa adultério’.</w:t>
       </w:r>
     </w:p>
     <w:p>
@@ -2945,7 +2945,7 @@
         <w:rPr>
           <w:lang w:val="pt_PT" w:bidi="pt_PT"/>
         </w:rPr>
-        <w:t xml:space="preserve"> "Vocês ouviram o que foi dito: 'Olho por olho, dente por dente'.</w:t>
+        <w:t xml:space="preserve"> "Vocês ouviram o que foi dito: ‘Olho por olho, dente por dente’.</w:t>
       </w:r>
     </w:p>
     <w:p>
@@ -3050,7 +3050,7 @@
         <w:rPr>
           <w:lang w:val="pt_PT" w:bidi="pt_PT"/>
         </w:rPr>
-        <w:t xml:space="preserve"> Vocês ouviram o que foi dito: ‘Ame seu próximo e odeie seu inimigo'.</w:t>
+        <w:t xml:space="preserve"> Vocês ouviram o que foi dito: ‘Ame seu próximo e odeie seu inimigo’.</w:t>
       </w:r>
     </w:p>
     <w:p>
@@ -3155,7 +3155,7 @@
         <w:rPr>
           <w:lang w:val="pt_PT" w:bidi="pt_PT"/>
         </w:rPr>
-        <w:t xml:space="preserve"> Portanto, sejam perfeitos, assim como o Pai de vocês, que está nos céus, é perfeito".</w:t>
+        <w:t xml:space="preserve"> Portanto, sejam perfeitos, assim como o Pai de vocês, que está nos céus, é perfeito”.</w:t>
       </w:r>
     </w:p>
     <w:p>
@@ -3885,7 +3885,7 @@
         <w:rPr>
           <w:lang w:val="pt_PT" w:bidi="pt_PT"/>
         </w:rPr>
-        <w:t xml:space="preserve"> Portanto, não se inquietem com o amanhã, pois o amanhã se encarregará de si mesmo. Cada dia já tem o seu próprio desafio".</w:t>
+        <w:t xml:space="preserve"> Portanto, não se inquietem com o amanhã, pois o amanhã se encarregará de si mesmo. Cada dia já tem o seu próprio desafio”.</w:t>
       </w:r>
     </w:p>
     <w:p>
@@ -4363,7 +4363,7 @@
         <w:rPr>
           <w:lang w:val="pt_PT" w:bidi="pt_PT"/>
         </w:rPr>
-        <w:t xml:space="preserve"> Muitos me dirão no dia do juízo: ‘Senhor, Senhor, não profetizamos em teu nome? E em teu nome não expulsamos demônios? E em teu nome não fizemos muitos milagres?'.</w:t>
+        <w:t xml:space="preserve"> Muitos me dirão no dia do juízo: ‘Senhor, Senhor, não profetizamos em teu nome? E em teu nome não expulsamos demônios? E em teu nome não fizemos muitos milagres?’.</w:t>
       </w:r>
     </w:p>
     <w:p>
@@ -4384,7 +4384,7 @@
         <w:rPr>
           <w:lang w:val="pt_PT" w:bidi="pt_PT"/>
         </w:rPr>
-        <w:t xml:space="preserve"> E então lhes direi claramente: ‘Nunca conheci vocês. Afastem-se de mim, vocês que vivem na prática do que é contra a vontade de Deus!'.</w:t>
+        <w:t xml:space="preserve"> E então lhes direi claramente: ‘Nunca conheci vocês. Afastem-se de mim, vocês que vivem na prática do que é contra a vontade de Deus!’.</w:t>
       </w:r>
     </w:p>
     <w:p>
@@ -4468,7 +4468,7 @@
         <w:rPr>
           <w:lang w:val="pt_PT" w:bidi="pt_PT"/>
         </w:rPr>
-        <w:t xml:space="preserve"> A chuva caiu, os rios transbordaram, os ventos sopraram e atingiram aquela casa; e ela desabou, e grande foi sua ruína".</w:t>
+        <w:t xml:space="preserve"> A chuva caiu, os rios transbordaram, os ventos sopraram e atingiram aquela casa; e ela desabou, e grande foi sua ruína”.</w:t>
       </w:r>
     </w:p>
     <w:p>
@@ -4568,7 +4568,7 @@
         <w:rPr>
           <w:lang w:val="pt_PT" w:bidi="pt_PT"/>
         </w:rPr>
-        <w:t xml:space="preserve"> De repente, um homem com lepra se aproximou, ajoelhou-se diante dele e disse: "Senhor, se for da tua vontade, tens poder para me purificar".</w:t>
+        <w:t xml:space="preserve"> De repente, um homem com lepra se aproximou, ajoelhou-se diante dele e disse: “Senhor, se for da tua vontade, tens poder para me purificar”.</w:t>
       </w:r>
     </w:p>
     <w:p>
@@ -4589,7 +4589,7 @@
         <w:rPr>
           <w:lang w:val="pt_PT" w:bidi="pt_PT"/>
         </w:rPr>
-        <w:t xml:space="preserve"> Jesus estendeu a mão, tocou nele e disse: "Eu quero. Seja purificado". E no mesmo instante, a lepra desapareceu.</w:t>
+        <w:t xml:space="preserve"> Jesus estendeu a mão, tocou nele e disse: “Eu quero. Seja purificado”. E no mesmo instante, a lepra desapareceu.</w:t>
       </w:r>
     </w:p>
     <w:p>
@@ -4610,7 +4610,7 @@
         <w:rPr>
           <w:lang w:val="pt_PT" w:bidi="pt_PT"/>
         </w:rPr>
-        <w:t xml:space="preserve"> Jesus então lhe disse: "Não conte a ninguém. Vá, apresente-se ao sacerdote e ofereça o sacrifício que Moisés ordenou. Isso servirá como testemunho".</w:t>
+        <w:t xml:space="preserve"> Jesus então lhe disse: “Não conte a ninguém. Vá, apresente-se ao sacerdote e ofereça o sacrifício que Moisés ordenou. Isso servirá como testemunho”.</w:t>
       </w:r>
     </w:p>
     <w:p>
@@ -4652,7 +4652,7 @@
         <w:rPr>
           <w:lang w:val="pt_PT" w:bidi="pt_PT"/>
         </w:rPr>
-        <w:t xml:space="preserve"> "Senhor, meu servo está acamado em casa, paralítico e sofrendo terrivelmente".</w:t>
+        <w:t xml:space="preserve"> "Senhor, meu servo está acamado em casa, paralítico e sofrendo terrivelmente”.</w:t>
       </w:r>
     </w:p>
     <w:p>
@@ -4673,7 +4673,7 @@
         <w:rPr>
           <w:lang w:val="pt_PT" w:bidi="pt_PT"/>
         </w:rPr>
-        <w:t xml:space="preserve"> Jesus lhe disse: "Eu vou até lá e o curarei".</w:t>
+        <w:t xml:space="preserve"> Jesus lhe disse: “Eu vou até lá e o curarei”.</w:t>
       </w:r>
     </w:p>
     <w:p>
@@ -4694,7 +4694,7 @@
         <w:rPr>
           <w:lang w:val="pt_PT" w:bidi="pt_PT"/>
         </w:rPr>
-        <w:t xml:space="preserve"> Mas o oficial respondeu: "Senhor, eu não sou digno de que entres em minha casa. Basta uma palavra tua, e meu servo será curado.</w:t>
+        <w:t xml:space="preserve"> Mas o oficial respondeu: “Senhor, eu não sou digno de que entres em minha casa. Basta uma palavra tua, e meu servo será curado.</w:t>
       </w:r>
     </w:p>
     <w:p>
@@ -4715,7 +4715,7 @@
         <w:rPr>
           <w:lang w:val="pt_PT" w:bidi="pt_PT"/>
         </w:rPr>
-        <w:t xml:space="preserve"> Porque eu também estou sob autoridade, com superiores acima de mim, e soldados sob meu comando. Quando digo a um: ‘Vá’, ele vai; a outro: ‘Venha’, ele vem. E ao meu servo: ‘Faça isso’, e ele faz".</w:t>
+        <w:t xml:space="preserve"> Porque eu também estou sob autoridade, com superiores acima de mim, e soldados sob meu comando. Quando digo a um: ‘Vá’, ele vai; a outro: ‘Venha’, ele vem. E ao meu servo: ‘Faça isso’, e ele faz”.</w:t>
       </w:r>
     </w:p>
     <w:p>
@@ -4736,7 +4736,7 @@
         <w:rPr>
           <w:lang w:val="pt_PT" w:bidi="pt_PT"/>
         </w:rPr>
-        <w:t xml:space="preserve"> Ao ouvir isso, Jesus ficou admirado e disse aos que o acompanhavam: "Eu lhes digo a verdade: em todo Israel, nunca encontrei fé tão grande.</w:t>
+        <w:t xml:space="preserve"> Ao ouvir isso, Jesus ficou admirado e disse aos que o acompanhavam: “Eu lhes digo a verdade: em todo Israel, nunca encontrei fé tão grande.</w:t>
       </w:r>
     </w:p>
     <w:p>
@@ -4778,7 +4778,7 @@
         <w:rPr>
           <w:lang w:val="pt_PT" w:bidi="pt_PT"/>
         </w:rPr>
-        <w:t xml:space="preserve"> Mas aqueles que eram considerados herdeiros do reino serão lançados para fora, na escuridão, onde haverá pranto e ranger de dentes".</w:t>
+        <w:t xml:space="preserve"> Mas aqueles que eram considerados herdeiros do reino serão lançados para fora, na escuridão, onde haverá pranto e ranger de dentes”.</w:t>
       </w:r>
     </w:p>
     <w:p>
@@ -4799,7 +4799,7 @@
         <w:rPr>
           <w:lang w:val="pt_PT" w:bidi="pt_PT"/>
         </w:rPr>
-        <w:t xml:space="preserve"> Então Jesus disse ao oficial romano: "Pode ir. Seja feito exatamente como você acreditou". E, naquela mesma hora, o servo ficou curado.</w:t>
+        <w:t xml:space="preserve"> Então Jesus disse ao oficial romano: “Pode ir. Seja feito exatamente como você acreditou”. E, naquela mesma hora, o servo ficou curado.</w:t>
       </w:r>
     </w:p>
     <w:p>
@@ -4883,7 +4883,7 @@
         <w:rPr>
           <w:lang w:val="pt_PT" w:bidi="pt_PT"/>
         </w:rPr>
-        <w:t xml:space="preserve"> Assim se cumpriu o que o profeta Isaías havia anunciado: "Ele tomou sobre si as nossas enfermidades e levou o peso das nossas doenças".</w:t>
+        <w:t xml:space="preserve"> Assim se cumpriu o que o profeta Isaías havia anunciado: “Ele tomou sobre si as nossas enfermidades e levou o peso das nossas doenças”.</w:t>
       </w:r>
     </w:p>
     <w:p>
@@ -4946,7 +4946,7 @@
         <w:rPr>
           <w:lang w:val="pt_PT" w:bidi="pt_PT"/>
         </w:rPr>
-        <w:t xml:space="preserve"> Jesus respondeu: "As raposas têm suas tocas e as aves do céu têm seus ninhos, mas o Filho do Homem não tem onde descansar a cabeça".</w:t>
+        <w:t xml:space="preserve"> Jesus respondeu: “As raposas têm suas tocas e as aves do céu têm seus ninhos, mas o Filho do Homem não tem onde descansar a cabeça”.</w:t>
       </w:r>
     </w:p>
     <w:p>
@@ -4967,7 +4967,7 @@
         <w:rPr>
           <w:lang w:val="pt_PT" w:bidi="pt_PT"/>
         </w:rPr>
-        <w:t xml:space="preserve"> Outro dos seguidores disse a Jesus: "Senhor, deixe-me primeiro cuidar do meu pai até que ele morra e eu possa sepultá-lo".</w:t>
+        <w:t xml:space="preserve"> Outro dos seguidores disse a Jesus: “Senhor, deixe-me primeiro cuidar do meu pai até que ele morra e eu possa sepultá-lo”.</w:t>
       </w:r>
     </w:p>
     <w:p>
@@ -4988,7 +4988,7 @@
         <w:rPr>
           <w:lang w:val="pt_PT" w:bidi="pt_PT"/>
         </w:rPr>
-        <w:t xml:space="preserve"> Mas Jesus lhe disse: "Siga-me. Deixe que os espiritualmente mortos sepultem os seus próprios mortos".</w:t>
+        <w:t xml:space="preserve"> Mas Jesus lhe disse: “Siga-me. Deixe que os espiritualmente mortos sepultem os seus próprios mortos”.</w:t>
       </w:r>
     </w:p>
     <w:p>
@@ -5051,7 +5051,7 @@
         <w:rPr>
           <w:lang w:val="pt_PT" w:bidi="pt_PT"/>
         </w:rPr>
-        <w:t xml:space="preserve"> Os discípulos se aproximaram e o acordaram, clamando: "Senhor, salva-nos! Estamos afundando!".</w:t>
+        <w:t xml:space="preserve"> Os discípulos se aproximaram e o acordaram, clamando: “Senhor, salva-nos! Estamos afundando!”.</w:t>
       </w:r>
     </w:p>
     <w:p>
@@ -5072,7 +5072,7 @@
         <w:rPr>
           <w:lang w:val="pt_PT" w:bidi="pt_PT"/>
         </w:rPr>
-        <w:t xml:space="preserve"> Jesus então falou: "Homens de pequena fé, por que se deixam dominar pelo medo?". Então se levantou, repreendeu o vento e o mar, e instalou-se uma grande tranquilidade.</w:t>
+        <w:t xml:space="preserve"> Jesus então falou: “Homens de pequena fé, por que se deixam dominar pelo medo?”. Então se levantou, repreendeu o vento e o mar, e instalou-se uma grande tranquilidade.</w:t>
       </w:r>
     </w:p>
     <w:p>
@@ -5093,7 +5093,7 @@
         <w:rPr>
           <w:lang w:val="pt_PT" w:bidi="pt_PT"/>
         </w:rPr>
-        <w:t xml:space="preserve"> Maravilhados, perguntavam uns aos outros: "Quem é este homem que até o vento e o mar lhe obedecem?".</w:t>
+        <w:t xml:space="preserve"> Maravilhados, perguntavam uns aos outros: “Quem é este homem que até o vento e o mar lhe obedecem?”.</w:t>
       </w:r>
     </w:p>
     <w:p>
@@ -5135,7 +5135,7 @@
         <w:rPr>
           <w:lang w:val="pt_PT" w:bidi="pt_PT"/>
         </w:rPr>
-        <w:t xml:space="preserve"> De repente, eles gritaram: "O que o senhor quer conosco, Filho de Deus? O senhor veio aqui para nos atormentar antes da hora determinada?".</w:t>
+        <w:t xml:space="preserve"> De repente, eles gritaram: “O que o senhor quer conosco, Filho de Deus? O senhor veio aqui para nos atormentar antes da hora determinada?”.</w:t>
       </w:r>
     </w:p>
     <w:p>
@@ -5177,7 +5177,7 @@
         <w:rPr>
           <w:lang w:val="pt_PT" w:bidi="pt_PT"/>
         </w:rPr>
-        <w:t xml:space="preserve"> Então os demônios suplicaram: "Se o senhor vai nos expulsar, mande-nos para aquela manada de porcos".</w:t>
+        <w:t xml:space="preserve"> Então os demônios suplicaram: “Se o senhor vai nos expulsar, mande-nos para aquela manada de porcos”.</w:t>
       </w:r>
     </w:p>
     <w:p>
@@ -5198,7 +5198,7 @@
         <w:rPr>
           <w:lang w:val="pt_PT" w:bidi="pt_PT"/>
         </w:rPr>
-        <w:t xml:space="preserve"> "Pois vão!", respondeu Jesus. Eles saíram dos homens e entraram nos porcos, e toda a manada disparou precipício abaixo em direção ao mar, onde morreu afogada.</w:t>
+        <w:t xml:space="preserve"> "Pois vão!”, respondeu Jesus. Eles saíram dos homens e entraram nos porcos, e toda a manada disparou precipício abaixo em direção ao mar, onde morreu afogada.</w:t>
       </w:r>
     </w:p>
     <w:p>
@@ -5298,7 +5298,7 @@
         <w:rPr>
           <w:lang w:val="pt_PT" w:bidi="pt_PT"/>
         </w:rPr>
-        <w:t xml:space="preserve"> E eis que trouxeram até ele um paralítico deitado numa maca; Jesus, ao perceber a fé que tinham, disse ao homem: "Coragem, meu filho, os seus pecados estão perdoados".</w:t>
+        <w:t xml:space="preserve"> E eis que trouxeram até ele um paralítico deitado numa maca; Jesus, ao perceber a fé que tinham, disse ao homem: “Coragem, meu filho, os seus pecados estão perdoados”.</w:t>
       </w:r>
     </w:p>
     <w:p>
@@ -5319,7 +5319,7 @@
         <w:rPr>
           <w:lang w:val="pt_PT" w:bidi="pt_PT"/>
         </w:rPr>
-        <w:t xml:space="preserve"> Ao ouvi-lo, alguns mestres da lei pensaram consigo mesmos: "Esse homem está falando blasfêmias".</w:t>
+        <w:t xml:space="preserve"> Ao ouvi-lo, alguns mestres da lei pensaram consigo mesmos: “Esse homem está falando blasfêmias”.</w:t>
       </w:r>
     </w:p>
     <w:p>
@@ -5382,7 +5382,7 @@
         <w:rPr>
           <w:lang w:val="pt_PT" w:bidi="pt_PT"/>
         </w:rPr>
-        <w:t xml:space="preserve"> Mas, para que vocês entendam que o Filho do Homem tem autoridade aqui na terra para perdoar pecados" — disse então ao paralítico: "Levante-se, pegue a sua maca e volte para casa".</w:t>
+        <w:t xml:space="preserve"> Mas, para que vocês entendam que o Filho do Homem tem autoridade aqui na terra para perdoar pecados” — disse então ao paralítico: “Levante-se, pegue a sua maca e volte para casa”.</w:t>
       </w:r>
     </w:p>
     <w:p>
@@ -5445,7 +5445,7 @@
         <w:rPr>
           <w:lang w:val="pt_PT" w:bidi="pt_PT"/>
         </w:rPr>
-        <w:t xml:space="preserve"> Ao passar por ali, Jesus viu um homem chamado Mateus, sentado no posto de cobrança de impostos, e lhe disse: "Siga-me e torne-se meu discípulo". Então Mateus se levantou e foi com ele.</w:t>
+        <w:t xml:space="preserve"> Ao passar por ali, Jesus viu um homem chamado Mateus, sentado no posto de cobrança de impostos, e lhe disse: “Siga-me e torne-se meu discípulo”. Então Mateus se levantou e foi com ele.</w:t>
       </w:r>
     </w:p>
     <w:p>
@@ -5487,7 +5487,7 @@
         <w:rPr>
           <w:lang w:val="pt_PT" w:bidi="pt_PT"/>
         </w:rPr>
-        <w:t xml:space="preserve"> Ao verem a cena, alguns fariseus perguntaram aos discípulos dele: "Por que o mestre de vocês se senta para comer com cobradores de impostos e pecadores?".</w:t>
+        <w:t xml:space="preserve"> Ao verem a cena, alguns fariseus perguntaram aos discípulos dele: “Por que o mestre de vocês se senta para comer com cobradores de impostos e pecadores?”.</w:t>
       </w:r>
     </w:p>
     <w:p>
@@ -5508,7 +5508,7 @@
         <w:rPr>
           <w:lang w:val="pt_PT" w:bidi="pt_PT"/>
         </w:rPr>
-        <w:t xml:space="preserve"> Mas Jesus, ao ouvir aquilo, respondeu: "Quem está com saúde não precisa de médico, e sim quem está doente.</w:t>
+        <w:t xml:space="preserve"> Mas Jesus, ao ouvir aquilo, respondeu: “Quem está com saúde não precisa de médico, e sim quem está doente.</w:t>
       </w:r>
     </w:p>
     <w:p>
@@ -5529,7 +5529,7 @@
         <w:rPr>
           <w:lang w:val="pt_PT" w:bidi="pt_PT"/>
         </w:rPr>
-        <w:t xml:space="preserve"> Vão e procurem entender o significado destas palavras das Escrituras: 'Quero misericórdia, e não sacrifício'. Pois não vim chamar os que se consideram justos, mas sim os que reconhecem ser pecadores".</w:t>
+        <w:t xml:space="preserve"> Vão e procurem entender o significado destas palavras das Escrituras: ‘Quero misericórdia, e não sacrifício’. Pois não vim chamar os que se consideram justos, mas sim os que reconhecem ser pecadores”.</w:t>
       </w:r>
     </w:p>
     <w:p>
@@ -5550,7 +5550,7 @@
         <w:rPr>
           <w:lang w:val="pt_PT" w:bidi="pt_PT"/>
         </w:rPr>
-        <w:t xml:space="preserve"> Então alguns discípulos de João se aproximaram de Jesus e perguntaram: "Por que nós e os fariseus jejuamos com frequência, mas os teus discípulos não jejuam?".</w:t>
+        <w:t xml:space="preserve"> Então alguns discípulos de João se aproximaram de Jesus e perguntaram: “Por que nós e os fariseus jejuamos com frequência, mas os teus discípulos não jejuam?”.</w:t>
       </w:r>
     </w:p>
     <w:p>
@@ -5571,7 +5571,7 @@
         <w:rPr>
           <w:lang w:val="pt_PT" w:bidi="pt_PT"/>
         </w:rPr>
-        <w:t xml:space="preserve"> Jesus respondeu: "Por acaso os amigos do noivo podem ficar de luto enquanto está com eles? Mas chegará o dia em que o noivo lhes será tirado; então, sim, jejuarão.</w:t>
+        <w:t xml:space="preserve"> Jesus respondeu: “Por acaso os amigos do noivo podem ficar de luto enquanto está com eles? Mas chegará o dia em que o noivo lhes será tirado; então, sim, jejuarão.</w:t>
       </w:r>
     </w:p>
     <w:p>
@@ -5613,7 +5613,7 @@
         <w:rPr>
           <w:lang w:val="pt_PT" w:bidi="pt_PT"/>
         </w:rPr>
-        <w:t xml:space="preserve"> Não se despeja vinho recém-fermentado em recipientes de couro já envelhecidos; caso contrário, eles se rompem, o vinho se espalha e os recipientes se estragam. Ao contrário, o vinho novo precisa ser guardado em recipientes novos, para que ambos se conservem".</w:t>
+        <w:t xml:space="preserve"> Não se despeja vinho recém-fermentado em recipientes de couro já envelhecidos; caso contrário, eles se rompem, o vinho se espalha e os recipientes se estragam. Ao contrário, o vinho novo precisa ser guardado em recipientes novos, para que ambos se conservem”.</w:t>
       </w:r>
     </w:p>
     <w:p>
@@ -5634,7 +5634,7 @@
         <w:rPr>
           <w:lang w:val="pt_PT" w:bidi="pt_PT"/>
         </w:rPr>
-        <w:t xml:space="preserve"> Enquanto Jesus ainda falava com eles, chegou um líder da sinagoga, ajoelhou-se diante dele e disse: "Minha filha acaba de morrer; mas venha, imponha a sua mão sobre ela, e ela viverá".</w:t>
+        <w:t xml:space="preserve"> Enquanto Jesus ainda falava com eles, chegou um líder da sinagoga, ajoelhou-se diante dele e disse: “Minha filha acaba de morrer; mas venha, imponha a sua mão sobre ela, e ela viverá”.</w:t>
       </w:r>
     </w:p>
     <w:p>
@@ -5697,7 +5697,7 @@
         <w:rPr>
           <w:lang w:val="pt_PT" w:bidi="pt_PT"/>
         </w:rPr>
-        <w:t xml:space="preserve"> porque dizia consigo mesma: "Se eu apenas tocar nas vestes dele, ficarei curada".</w:t>
+        <w:t xml:space="preserve"> porque dizia consigo mesma: “Se eu apenas tocar nas vestes dele, ficarei curada”.</w:t>
       </w:r>
     </w:p>
     <w:p>
@@ -5718,7 +5718,7 @@
         <w:rPr>
           <w:lang w:val="pt_PT" w:bidi="pt_PT"/>
         </w:rPr>
-        <w:t xml:space="preserve"> Jesus então se voltou, viu-a e disse: "Coragem, minha filha; a sua fé a salvou". E, a partir daquele momento, a mulher ficou curada.</w:t>
+        <w:t xml:space="preserve"> Jesus então se voltou, viu-a e disse: “Coragem, minha filha; a sua fé a salvou”. E, a partir daquele momento, a mulher ficou curada.</w:t>
       </w:r>
     </w:p>
     <w:p>
@@ -5739,7 +5739,7 @@
         <w:rPr>
           <w:lang w:val="pt_PT" w:bidi="pt_PT"/>
         </w:rPr>
-        <w:t xml:space="preserve"> Ao chegar à casa do líder da sinagoga, Jesus viu os flautistas e uma multidão em alvoroço.flautistas: Na Judeia do período do Segundo Templo, funerais comumente incluíam músicos de sopro (traduzidos como “flautistas”) e pranteadoras profissionais, compondo um luto público e sonoro. " class="footnote-marker"&gt;1</w:t>
+        <w:t xml:space="preserve"> Ao chegar à casa do líder da sinagoga, Jesus viu os flautistas e uma multidão em alvoroço.</w:t>
       </w:r>
     </w:p>
     <w:p>
@@ -5760,7 +5760,7 @@
         <w:rPr>
           <w:lang w:val="pt_PT" w:bidi="pt_PT"/>
         </w:rPr>
-        <w:t xml:space="preserve"> Ele ordenou: "Saiam daqui! A menina não morreu; está apenas dormindo". Mas eles zombaram de Jesus.</w:t>
+        <w:t xml:space="preserve"> Ele ordenou: “Saiam daqui! A menina não morreu; está apenas dormindo”. Mas eles zombaram de Jesus.</w:t>
       </w:r>
     </w:p>
     <w:p>
@@ -5823,7 +5823,7 @@
         <w:rPr>
           <w:lang w:val="pt_PT" w:bidi="pt_PT"/>
         </w:rPr>
-        <w:t xml:space="preserve"> Quando Jesus deixou aquele lugar, dois cegos o seguiram, suplicando: "Filho de Davi, tem misericórdia de nós!".</w:t>
+        <w:t xml:space="preserve"> Quando Jesus deixou aquele lugar, dois cegos o seguiram, suplicando: “Filho de Davi, tem misericórdia de nós!”.</w:t>
       </w:r>
     </w:p>
     <w:p>
@@ -5844,7 +5844,7 @@
         <w:rPr>
           <w:lang w:val="pt_PT" w:bidi="pt_PT"/>
         </w:rPr>
-        <w:t xml:space="preserve"> Assim que entrou em casa, os cegos se aproximaram, e ele lhes perguntou: "Vocês creem que posso curá-los?". Eles responderam: "Sim, Senhor".</w:t>
+        <w:t xml:space="preserve"> Assim que entrou em casa, os cegos se aproximaram, e ele lhes perguntou: “Vocês creem que posso curá-los?”. Eles responderam: “Sim, Senhor”.</w:t>
       </w:r>
     </w:p>
     <w:p>
@@ -5865,7 +5865,7 @@
         <w:rPr>
           <w:lang w:val="pt_PT" w:bidi="pt_PT"/>
         </w:rPr>
-        <w:t xml:space="preserve"> Então tocou nos olhos deles e disse: "Seja feito conforme a fé que vocês têm".</w:t>
+        <w:t xml:space="preserve"> Então tocou nos olhos deles e disse: “Seja feito conforme a fé que vocês têm”.</w:t>
       </w:r>
     </w:p>
     <w:p>
@@ -5886,7 +5886,7 @@
         <w:rPr>
           <w:lang w:val="pt_PT" w:bidi="pt_PT"/>
         </w:rPr>
-        <w:t xml:space="preserve"> Assim, recuperaram a visão, e Jesus lhes deu uma ordem severa: "Não contem isso a ninguém".</w:t>
+        <w:t xml:space="preserve"> Assim, recuperaram a visão, e Jesus lhes deu uma ordem severa: “Não contem isso a ninguém”.</w:t>
       </w:r>
     </w:p>
     <w:p>
@@ -5949,7 +5949,7 @@
         <w:rPr>
           <w:lang w:val="pt_PT" w:bidi="pt_PT"/>
         </w:rPr>
-        <w:t xml:space="preserve"> Assim que o demônio foi expulso, o homem mudo começou a falar, e a multidão, admirada, dizia: "Jamais se viu tal coisa em Israel".</w:t>
+        <w:t xml:space="preserve"> Assim que o demônio foi expulso, o homem mudo começou a falar, e a multidão, admirada, dizia: “Jamais se viu tal coisa em Israel”.</w:t>
       </w:r>
     </w:p>
     <w:p>
@@ -5970,7 +5970,7 @@
         <w:rPr>
           <w:lang w:val="pt_PT" w:bidi="pt_PT"/>
         </w:rPr>
-        <w:t xml:space="preserve"> Mas os fariseus diziam: "Ele expulsa os demônios com o poder do príncipe dos demônios".</w:t>
+        <w:t xml:space="preserve"> Mas os fariseus diziam: “Ele expulsa os demônios com o poder do príncipe dos demônios”.</w:t>
       </w:r>
     </w:p>
     <w:p>
@@ -6175,7 +6175,7 @@
         <w:rPr>
           <w:lang w:val="pt_PT" w:bidi="pt_PT"/>
         </w:rPr>
-        <w:t xml:space="preserve"> Jesus enviou esses doze, instruindo-os: "Não vão aos lugares onde vivem os gentios, nem entrem nas cidades dos samaritanos.</w:t>
+        <w:t xml:space="preserve"> Jesus enviou esses doze, instruindo-os: “Não vão aos lugares onde vivem os gentios, nem entrem nas cidades dos samaritanos.</w:t>
       </w:r>
     </w:p>
     <w:p>
@@ -6217,7 +6217,7 @@
         <w:rPr>
           <w:lang w:val="pt_PT" w:bidi="pt_PT"/>
         </w:rPr>
-        <w:t xml:space="preserve"> E, à medida que vão, anunciem: 'O reino dos céus está próximo'.</w:t>
+        <w:t xml:space="preserve"> E, à medida que vão, anunciem: ‘O reino dos céus está próximo’.</w:t>
       </w:r>
     </w:p>
     <w:p>
@@ -6952,7 +6952,7 @@
         <w:rPr>
           <w:lang w:val="pt_PT" w:bidi="pt_PT"/>
         </w:rPr>
-        <w:t xml:space="preserve"> E se alguém oferecer até mesmo um simples copo de água fria a um destes pequeninos, por ser ele meu discípulo, garanto a vocês: de modo algum perderá a sua recompensa".</w:t>
+        <w:t xml:space="preserve"> E se alguém oferecer até mesmo um simples copo de água fria a um destes pequeninos, por ser ele meu discípulo, garanto a vocês: de modo algum perderá a sua recompensa”.</w:t>
       </w:r>
     </w:p>
     <w:p>
@@ -7031,7 +7031,7 @@
         <w:rPr>
           <w:lang w:val="pt_PT" w:bidi="pt_PT"/>
         </w:rPr>
-        <w:t xml:space="preserve"> "O senhor é aquele que haveria de vir, ou devemos esperar outro?".</w:t>
+        <w:t xml:space="preserve"> "O senhor é aquele que haveria de vir, ou devemos esperar outro?”.</w:t>
       </w:r>
     </w:p>
     <w:p>
@@ -7052,7 +7052,7 @@
         <w:rPr>
           <w:lang w:val="pt_PT" w:bidi="pt_PT"/>
         </w:rPr>
-        <w:t xml:space="preserve"> Jesus lhes respondeu: "Vão e relatem a João o que vocês estão ouvindo e vendo:</w:t>
+        <w:t xml:space="preserve"> Jesus lhes respondeu: “Vão e relatem a João o que vocês estão ouvindo e vendo:</w:t>
       </w:r>
     </w:p>
     <w:p>
@@ -7094,7 +7094,7 @@
         <w:rPr>
           <w:lang w:val="pt_PT" w:bidi="pt_PT"/>
         </w:rPr>
-        <w:t xml:space="preserve"> Feliz é aquele que não duvida nem se ofende por minha causa".</w:t>
+        <w:t xml:space="preserve"> Feliz é aquele que não duvida nem se ofende por minha causa”.</w:t>
       </w:r>
     </w:p>
     <w:p>
@@ -7115,7 +7115,7 @@
         <w:rPr>
           <w:lang w:val="pt_PT" w:bidi="pt_PT"/>
         </w:rPr>
-        <w:t xml:space="preserve"> Quando eles foram embora, Jesus passou a dizer às multidões sobre João: "O que vocês foram ver no deserto? Um caniço sacudido pelo vento?</w:t>
+        <w:t xml:space="preserve"> Quando eles foram embora, Jesus passou a dizer às multidões sobre João: “O que vocês foram ver no deserto? Um caniço sacudido pelo vento?</w:t>
       </w:r>
     </w:p>
     <w:p>
@@ -7178,7 +7178,7 @@
         <w:rPr>
           <w:lang w:val="pt_PT" w:bidi="pt_PT"/>
         </w:rPr>
-        <w:t xml:space="preserve"> Este é aquele sobre quem está escrito: 'Eis que envio o meu mensageiro à tua frente, o qual preparará o teu caminho diante de ti'.</w:t>
+        <w:t xml:space="preserve"> Este é aquele sobre quem está escrito: ‘Eis que envio o meu mensageiro à tua frente, o qual preparará o teu caminho diante de ti’.</w:t>
       </w:r>
     </w:p>
     <w:p>
@@ -7325,7 +7325,7 @@
         <w:rPr>
           <w:lang w:val="pt_PT" w:bidi="pt_PT"/>
         </w:rPr>
-        <w:t xml:space="preserve"> 'Tocamos a flauta para vocês, mas não dançaram; entoamos cantos de lamento, mas não se entristeceram'.</w:t>
+        <w:t xml:space="preserve"> 'Tocamos a flauta para vocês, mas não dançaram; entoamos cantos de lamento, mas não se entristeceram’.</w:t>
       </w:r>
     </w:p>
     <w:p>
@@ -7346,7 +7346,7 @@
         <w:rPr>
           <w:lang w:val="pt_PT" w:bidi="pt_PT"/>
         </w:rPr>
-        <w:t xml:space="preserve"> Veio João Batista vivendo em jejum e abstinência, e disseram: 'Há um demônio nele'.</w:t>
+        <w:t xml:space="preserve"> Veio João Batista vivendo em jejum e abstinência, e disseram: ‘Há um demônio nele’.</w:t>
       </w:r>
     </w:p>
     <w:p>
@@ -7367,7 +7367,7 @@
         <w:rPr>
           <w:lang w:val="pt_PT" w:bidi="pt_PT"/>
         </w:rPr>
-        <w:t xml:space="preserve"> Veio o Filho do Homem, comendo e bebendo, e dizem: 'Vejam só, um comilão e beberrão, amigo de cobradores de impostos e de pecadores'. No entanto, são as obras que mostram que a sabedoria está certa".</w:t>
+        <w:t xml:space="preserve"> Veio o Filho do Homem, comendo e bebendo, e dizem: ‘Vejam só, um comilão e beberrão, amigo de cobradores de impostos e de pecadores’. No entanto, são as obras que mostram que a sabedoria está certa”.</w:t>
       </w:r>
     </w:p>
     <w:p>
@@ -7472,7 +7472,7 @@
         <w:rPr>
           <w:lang w:val="pt_PT" w:bidi="pt_PT"/>
         </w:rPr>
-        <w:t xml:space="preserve"> Contudo, garanto que, no Dia do Juízo, a terra de Sodoma terá um julgamento menos severo que o de vocês".</w:t>
+        <w:t xml:space="preserve"> Contudo, garanto que, no Dia do Juízo, a terra de Sodoma terá um julgamento menos severo que o de vocês”.</w:t>
       </w:r>
     </w:p>
     <w:p>
@@ -7493,7 +7493,7 @@
         <w:rPr>
           <w:lang w:val="pt_PT" w:bidi="pt_PT"/>
         </w:rPr>
-        <w:t xml:space="preserve"> Naquele momento, Jesus disse: "Eu te louvo, Pai, Senhor do céu e da terra, porque escondeste estas verdades dos sábios e entendidos, e as revelaste aos que se fazem como crianças.</w:t>
+        <w:t xml:space="preserve"> Naquele momento, Jesus disse: “Eu te louvo, Pai, Senhor do céu e da terra, porque escondeste estas verdades dos sábios e entendidos, e as revelaste aos que se fazem como crianças.</w:t>
       </w:r>
     </w:p>
     <w:p>
@@ -7598,7 +7598,7 @@
         <w:rPr>
           <w:lang w:val="pt_PT" w:bidi="pt_PT"/>
         </w:rPr>
-        <w:t xml:space="preserve"> Pois o meu jugo é fácil de carregar, e o meu fardo é leve".</w:t>
+        <w:t xml:space="preserve"> Pois o meu jugo é fácil de carregar, e o meu fardo é leve”.</w:t>
       </w:r>
     </w:p>
     <w:p>
@@ -7656,7 +7656,7 @@
         <w:rPr>
           <w:lang w:val="pt_PT" w:bidi="pt_PT"/>
         </w:rPr>
-        <w:t xml:space="preserve"> Mas os fariseus, vendo aquilo, disseram a Jesus: "Veja! Seus discípulos estão fazendo o que não é permitido no sábado!".</w:t>
+        <w:t xml:space="preserve"> Mas os fariseus, vendo aquilo, disseram a Jesus: “Veja! Seus discípulos estão fazendo o que não é permitido no sábado!”.</w:t>
       </w:r>
     </w:p>
     <w:p>
@@ -7677,7 +7677,7 @@
         <w:rPr>
           <w:lang w:val="pt_PT" w:bidi="pt_PT"/>
         </w:rPr>
-        <w:t xml:space="preserve"> Jesus respondeu: "Vocês não leram o que Davi fez quando ele e seus companheiros sentiram fome?</w:t>
+        <w:t xml:space="preserve"> Jesus respondeu: “Vocês não leram o que Davi fez quando ele e seus companheiros sentiram fome?</w:t>
       </w:r>
     </w:p>
     <w:p>
@@ -7761,7 +7761,7 @@
         <w:rPr>
           <w:lang w:val="pt_PT" w:bidi="pt_PT"/>
         </w:rPr>
-        <w:t xml:space="preserve"> Se vocês realmente compreendessem o que quer dizer: 'Quero misericórdia, e não sacrifícios', não condenariam os inocentes.</w:t>
+        <w:t xml:space="preserve"> Se vocês realmente compreendessem o que quer dizer: ‘Quero misericórdia, e não sacrifícios’, não condenariam os inocentes.</w:t>
       </w:r>
     </w:p>
     <w:p>
@@ -7782,7 +7782,7 @@
         <w:rPr>
           <w:lang w:val="pt_PT" w:bidi="pt_PT"/>
         </w:rPr>
-        <w:t xml:space="preserve"> Porque o Filho do Homem é o Senhor do sábado".</w:t>
+        <w:t xml:space="preserve"> Porque o Filho do Homem é o Senhor do sábado”.</w:t>
       </w:r>
     </w:p>
     <w:p>
@@ -7866,7 +7866,7 @@
         <w:rPr>
           <w:lang w:val="pt_PT" w:bidi="pt_PT"/>
         </w:rPr>
-        <w:t xml:space="preserve"> Uma pessoa vale muito mais do que uma ovelha! Por isso, é permitido fazer o bem no sábado".</w:t>
+        <w:t xml:space="preserve"> Uma pessoa vale muito mais do que uma ovelha! Por isso, é permitido fazer o bem no sábado”.</w:t>
       </w:r>
     </w:p>
     <w:p>
@@ -7887,7 +7887,7 @@
         <w:rPr>
           <w:lang w:val="pt_PT" w:bidi="pt_PT"/>
         </w:rPr>
-        <w:t xml:space="preserve"> Em seguida, falou ao homem: "Estenda a sua mão". Ele a estendeu, e ela foi curada, ficando tão saudável quanto a outra.</w:t>
+        <w:t xml:space="preserve"> Em seguida, falou ao homem: “Estenda a sua mão”. Ele a estendeu, e ela foi curada, ficando tão saudável quanto a outra.</w:t>
       </w:r>
     </w:p>
     <w:p>
@@ -8055,7 +8055,7 @@
         <w:rPr>
           <w:lang w:val="pt_PT" w:bidi="pt_PT"/>
         </w:rPr>
-        <w:t xml:space="preserve"> E todos os povos encontrarão em seu nome a sua esperança".</w:t>
+        <w:t xml:space="preserve"> E todos os povos encontrarão em seu nome a sua esperança”.</w:t>
       </w:r>
     </w:p>
     <w:p>
@@ -8097,7 +8097,7 @@
         <w:rPr>
           <w:lang w:val="pt_PT" w:bidi="pt_PT"/>
         </w:rPr>
-        <w:t xml:space="preserve"> E todos na multidão se maravilhavam e comentavam: "Será que este é o Filho de Davi?".</w:t>
+        <w:t xml:space="preserve"> E todos na multidão se maravilhavam e comentavam: “Será que este é o Filho de Davi?”.</w:t>
       </w:r>
     </w:p>
     <w:p>
@@ -8118,7 +8118,7 @@
         <w:rPr>
           <w:lang w:val="pt_PT" w:bidi="pt_PT"/>
         </w:rPr>
-        <w:t xml:space="preserve"> Ao ouvirem isso, os fariseus murmuraram: "Ele só expulsa demônios porque recebe poder de Belzebu, príncipe dos demônios".</w:t>
+        <w:t xml:space="preserve"> Ao ouvirem isso, os fariseus murmuraram: “Ele só expulsa demônios porque recebe poder de Belzebu, príncipe dos demônios”.</w:t>
       </w:r>
     </w:p>
     <w:p>
@@ -8391,7 +8391,7 @@
         <w:rPr>
           <w:lang w:val="pt_PT" w:bidi="pt_PT"/>
         </w:rPr>
-        <w:t xml:space="preserve"> Porque pelas suas próprias palavras serão declarados justos, e pelas suas próprias palavras serão declarados culpados".</w:t>
+        <w:t xml:space="preserve"> Porque pelas suas próprias palavras serão declarados justos, e pelas suas próprias palavras serão declarados culpados”.</w:t>
       </w:r>
     </w:p>
     <w:p>
@@ -8412,7 +8412,7 @@
         <w:rPr>
           <w:lang w:val="pt_PT" w:bidi="pt_PT"/>
         </w:rPr>
-        <w:t xml:space="preserve"> Alguns mestres da lei e fariseus falaram: "Mestre, queremos que nos mostre um sinal".</w:t>
+        <w:t xml:space="preserve"> Alguns mestres da lei e fariseus falaram: “Mestre, queremos que nos mostre um sinal”.</w:t>
       </w:r>
     </w:p>
     <w:p>
@@ -8433,7 +8433,7 @@
         <w:rPr>
           <w:lang w:val="pt_PT" w:bidi="pt_PT"/>
         </w:rPr>
-        <w:t xml:space="preserve"> Jesus, porém, respondeu: "Geração má e infiel! Vocês pedem um sinal, mas nenhum sinal lhes será dado, exceto o do profeta Jonas.</w:t>
+        <w:t xml:space="preserve"> Jesus, porém, respondeu: “Geração má e infiel! Vocês pedem um sinal, mas nenhum sinal lhes será dado, exceto o do profeta Jonas.</w:t>
       </w:r>
     </w:p>
     <w:p>
@@ -8538,7 +8538,7 @@
         <w:rPr>
           <w:lang w:val="pt_PT" w:bidi="pt_PT"/>
         </w:rPr>
-        <w:t xml:space="preserve"> Então ele diz para si mesmo: 'Voltarei para a casa de onde saí'. E, ao voltar, encontra a casa desocupada, varrida e arrumada.</w:t>
+        <w:t xml:space="preserve"> Então ele diz para si mesmo: ‘Voltarei para a casa de onde saí’. E, ao voltar, encontra a casa desocupada, varrida e arrumada.</w:t>
       </w:r>
     </w:p>
     <w:p>
@@ -8559,7 +8559,7 @@
         <w:rPr>
           <w:lang w:val="pt_PT" w:bidi="pt_PT"/>
         </w:rPr>
-        <w:t xml:space="preserve"> Então ele retorna com outros sete espíritos ainda piores, e juntos ocupam aquele lugar. O estado final daquele homem se torna pior do que o primeiro. Assim acontecerá com esta geração perversa".</w:t>
+        <w:t xml:space="preserve"> Então ele retorna com outros sete espíritos ainda piores, e juntos ocupam aquele lugar. O estado final daquele homem se torna pior do que o primeiro. Assim acontecerá com esta geração perversa”.</w:t>
       </w:r>
     </w:p>
     <w:p>
@@ -8664,7 +8664,7 @@
         <w:rPr>
           <w:lang w:val="pt_PT" w:bidi="pt_PT"/>
         </w:rPr>
-        <w:t xml:space="preserve"> Porque toda pessoa que cumpre a vontade do meu Pai que está no céu é meu irmão, minha irmã e minha mãe".</w:t>
+        <w:t xml:space="preserve"> Porque toda pessoa que cumpre a vontade do meu Pai que está no céu é meu irmão, minha irmã e minha mãe”.</w:t>
       </w:r>
     </w:p>
     <w:p>
@@ -8869,7 +8869,7 @@
         <w:rPr>
           <w:lang w:val="pt_PT" w:bidi="pt_PT"/>
         </w:rPr>
-        <w:t xml:space="preserve"> Quem tem ouvidos, ouça!".</w:t>
+        <w:t xml:space="preserve"> Quem tem ouvidos, ouça!”.</w:t>
       </w:r>
     </w:p>
     <w:p>
@@ -8911,7 +8911,7 @@
         <w:rPr>
           <w:lang w:val="pt_PT" w:bidi="pt_PT"/>
         </w:rPr>
-        <w:t xml:space="preserve"> Jesus respondeu: "Foi concedido a vocês conhecer os segredos do reino dos céus, mas a eles não.</w:t>
+        <w:t xml:space="preserve"> Jesus respondeu: “Foi concedido a vocês conhecer os segredos do reino dos céus, mas a eles não.</w:t>
       </w:r>
     </w:p>
     <w:p>
@@ -8995,7 +8995,7 @@
         <w:rPr>
           <w:lang w:val="pt_PT" w:bidi="pt_PT"/>
         </w:rPr>
-        <w:t xml:space="preserve"> Porque o coração deste povo se tornou insensível; ouviram com resistência e fecharam os olhos. Por isso, seus olhos não veem, seus ouvidos não ouvem e seu coração não entende. Se não tivessem agido assim, eles se voltariam para mim, e eu os curaria!'.</w:t>
+        <w:t xml:space="preserve"> Porque o coração deste povo se tornou insensível; ouviram com resistência e fecharam os olhos. Por isso, seus olhos não veem, seus ouvidos não ouvem e seu coração não entende. Se não tivessem agido assim, eles se voltariam para mim, e eu os curaria!’.</w:t>
       </w:r>
     </w:p>
     <w:p>
@@ -9163,7 +9163,7 @@
         <w:rPr>
           <w:lang w:val="pt_PT" w:bidi="pt_PT"/>
         </w:rPr>
-        <w:t xml:space="preserve"> As sementes que caíram em boa terra representam aqueles que ouvem a palavra e a compreendem; esses realmente frutificam: ora cem, ora sessenta, ora trinta vezes mais do que foi semeado".</w:t>
+        <w:t xml:space="preserve"> As sementes que caíram em boa terra representam aqueles que ouvem a palavra e a compreendem; esses realmente frutificam: ora cem, ora sessenta, ora trinta vezes mais do que foi semeado”.</w:t>
       </w:r>
     </w:p>
     <w:p>
@@ -9247,7 +9247,7 @@
         <w:rPr>
           <w:lang w:val="pt_PT" w:bidi="pt_PT"/>
         </w:rPr>
-        <w:t xml:space="preserve"> Então os servos se dirigiram ao dono da propriedade e disseram: 'O senhor não plantou boa semente no seu campo? Então, como é que há joio ali?'.</w:t>
+        <w:t xml:space="preserve"> Então os servos se dirigiram ao dono da propriedade e disseram: ‘O senhor não plantou boa semente no seu campo? Então, como é que há joio ali?’.</w:t>
       </w:r>
     </w:p>
     <w:p>
@@ -9268,7 +9268,7 @@
         <w:rPr>
           <w:lang w:val="pt_PT" w:bidi="pt_PT"/>
         </w:rPr>
-        <w:t xml:space="preserve"> Ele respondeu: 'Foi um inimigo que fez isso'. Então os servos perguntaram: 'O senhor quer que a gente vá recolher o joio?'.</w:t>
+        <w:t xml:space="preserve"> Ele respondeu: ‘Foi um inimigo que fez isso’. Então os servos perguntaram: ‘O senhor quer que a gente vá recolher o joio?’.</w:t>
       </w:r>
     </w:p>
     <w:p>
@@ -9289,7 +9289,7 @@
         <w:rPr>
           <w:lang w:val="pt_PT" w:bidi="pt_PT"/>
         </w:rPr>
-        <w:t xml:space="preserve"> O dono da propriedade, então, disse: 'Não, não façam isso, para que não acabem arrancando o trigo junto com o joio.</w:t>
+        <w:t xml:space="preserve"> O dono da propriedade, então, disse: ‘Não, não façam isso, para que não acabem arrancando o trigo junto com o joio.</w:t>
       </w:r>
     </w:p>
     <w:p>
@@ -9310,7 +9310,7 @@
         <w:rPr>
           <w:lang w:val="pt_PT" w:bidi="pt_PT"/>
         </w:rPr>
-        <w:t xml:space="preserve"> Deixem que ambos cresçam juntos até o tempo da colheita. Quando chegar a colheita, direi aos ceifeiros: Recolham primeiro o joio e amarrem-no em feixes para ser queimado; depois recolham o trigo e levem-no ao meu celeiro'".</w:t>
+        <w:t xml:space="preserve"> Deixem que ambos cresçam juntos até o tempo da colheita. Quando chegar a colheita, direi aos ceifeiros: Recolham primeiro o joio e amarrem-no em feixes para ser queimado; depois recolham o trigo e levem-no ao meu celeiro’”.</w:t>
       </w:r>
     </w:p>
     <w:p>
@@ -9331,7 +9331,7 @@
         <w:rPr>
           <w:lang w:val="pt_PT" w:bidi="pt_PT"/>
         </w:rPr>
-        <w:t xml:space="preserve"> Jesus contou outra parábola ao povo: "O reino dos céus é como uma semente de mostarda que um homem pegou e plantou em seu campo.</w:t>
+        <w:t xml:space="preserve"> Jesus contou outra parábola ao povo: “O reino dos céus é como uma semente de mostarda que um homem pegou e plantou em seu campo.</w:t>
       </w:r>
     </w:p>
     <w:p>
@@ -9352,7 +9352,7 @@
         <w:rPr>
           <w:lang w:val="pt_PT" w:bidi="pt_PT"/>
         </w:rPr>
-        <w:t xml:space="preserve"> Embora seja a menor das sementes, ao crescer supera todas as hortaliças e se transforma numa árvore; então as aves vêm e se abrigam em seus galhos".</w:t>
+        <w:t xml:space="preserve"> Embora seja a menor das sementes, ao crescer supera todas as hortaliças e se transforma numa árvore; então as aves vêm e se abrigam em seus galhos”.</w:t>
       </w:r>
     </w:p>
     <w:p>
@@ -9373,7 +9373,7 @@
         <w:rPr>
           <w:lang w:val="pt_PT" w:bidi="pt_PT"/>
         </w:rPr>
-        <w:t xml:space="preserve"> Ele contou também esta parábola: “O reino dos céus é como o fermento que uma mulher pegou e misturou em três medidas de farinha, até que toda a massa crescesse".</w:t>
+        <w:t xml:space="preserve"> Ele contou também esta parábola: “O reino dos céus é como o fermento que uma mulher pegou e misturou em três medidas de farinha, até que toda a massa crescesse”.</w:t>
       </w:r>
     </w:p>
     <w:p>
@@ -9415,7 +9415,7 @@
         <w:rPr>
           <w:lang w:val="pt_PT" w:bidi="pt_PT"/>
         </w:rPr>
-        <w:t xml:space="preserve"> Assim se cumpriu o que foi dito pelo profeta: "Abrirei minha boca em parábolas e proclamarei mistérios ocultos desde a fundação do mundo".</w:t>
+        <w:t xml:space="preserve"> Assim se cumpriu o que foi dito pelo profeta: “Abrirei minha boca em parábolas e proclamarei mistérios ocultos desde a fundação do mundo”.</w:t>
       </w:r>
     </w:p>
     <w:p>
@@ -9436,7 +9436,7 @@
         <w:rPr>
           <w:lang w:val="pt_PT" w:bidi="pt_PT"/>
         </w:rPr>
-        <w:t xml:space="preserve"> Então ele dispensou a multidão e entrou em casa. Seus discípulos se aproximaram dele e pediram: "Explique-nos a parábola do joio no campo".</w:t>
+        <w:t xml:space="preserve"> Então ele dispensou a multidão e entrou em casa. Seus discípulos se aproximaram dele e pediram: “Explique-nos a parábola do joio no campo”.</w:t>
       </w:r>
     </w:p>
     <w:p>
@@ -9457,7 +9457,7 @@
         <w:rPr>
           <w:lang w:val="pt_PT" w:bidi="pt_PT"/>
         </w:rPr>
-        <w:t xml:space="preserve"> Jesus explicou: "Aquele que semeia a boa semente é o Filho do Homem.</w:t>
+        <w:t xml:space="preserve"> Jesus explicou: “Aquele que semeia a boa semente é o Filho do Homem.</w:t>
       </w:r>
     </w:p>
     <w:p>
@@ -9583,7 +9583,7 @@
         <w:rPr>
           <w:lang w:val="pt_PT" w:bidi="pt_PT"/>
         </w:rPr>
-        <w:t xml:space="preserve"> Naquele dia, os justos resplandecerão como o sol no reino de seu Pai. Quem tiver ouvidos, ouça".</w:t>
+        <w:t xml:space="preserve"> Naquele dia, os justos resplandecerão como o sol no reino de seu Pai. Quem tiver ouvidos, ouça”.</w:t>
       </w:r>
     </w:p>
     <w:p>
@@ -9604,7 +9604,7 @@
         <w:rPr>
           <w:lang w:val="pt_PT" w:bidi="pt_PT"/>
         </w:rPr>
-        <w:t xml:space="preserve"> "O reino dos céus é como um tesouro escondido num campo. Ao encontrá-lo, um homem o escondeu novamente e, cheio de alegria, vendeu tudo o que tinha e comprou aquele campo."</w:t>
+        <w:t xml:space="preserve"> "O reino dos céus é como um tesouro escondido num campo. Ao encontrá-lo, um homem o escondeu novamente e, cheio de alegria, vendeu tudo o que tinha e comprou aquele campo.”</w:t>
       </w:r>
     </w:p>
     <w:p>
@@ -9646,7 +9646,7 @@
         <w:rPr>
           <w:lang w:val="pt_PT" w:bidi="pt_PT"/>
         </w:rPr>
-        <w:t xml:space="preserve"> Quando encontrou uma pérola de valor inestimável, partiu, vendeu tudo o que possuía e a adquiriu."</w:t>
+        <w:t xml:space="preserve"> Quando encontrou uma pérola de valor inestimável, partiu, vendeu tudo o que possuía e a adquiriu.”</w:t>
       </w:r>
     </w:p>
     <w:p>
@@ -9730,7 +9730,7 @@
         <w:rPr>
           <w:lang w:val="pt_PT" w:bidi="pt_PT"/>
         </w:rPr>
-        <w:t xml:space="preserve"> e lançarão os corruptos na fornalha de fogo; ali haverá choro e ranger de dentes."</w:t>
+        <w:t xml:space="preserve"> e lançarão os corruptos na fornalha de fogo; ali haverá choro e ranger de dentes.”</w:t>
       </w:r>
     </w:p>
     <w:p>
@@ -9772,7 +9772,7 @@
         <w:rPr>
           <w:lang w:val="pt_PT" w:bidi="pt_PT"/>
         </w:rPr>
-        <w:t xml:space="preserve"> Então ele acrescentou: "Todo mestre da lei que se torna discípulo no reino dos céus é como o chefe de família que tira do seu tesouro coisas novas e antigas".</w:t>
+        <w:t xml:space="preserve"> Então ele acrescentou: “Todo mestre da lei que se torna discípulo no reino dos céus é como o chefe de família que tira do seu tesouro coisas novas e antigas”.</w:t>
       </w:r>
     </w:p>
     <w:p>
@@ -9814,7 +9814,7 @@
         <w:rPr>
           <w:lang w:val="pt_PT" w:bidi="pt_PT"/>
         </w:rPr>
-        <w:t xml:space="preserve"> Ao chegar à sua cidade natal, passou a ensinar na sinagoga; e todos se admiravam, dizendo: "De onde lhe vêm tal sabedoria e tais milagres?</w:t>
+        <w:t xml:space="preserve"> Ao chegar à sua cidade natal, passou a ensinar na sinagoga; e todos se admiravam, dizendo: “De onde lhe vêm tal sabedoria e tais milagres?</w:t>
       </w:r>
     </w:p>
     <w:p>
@@ -9856,7 +9856,7 @@
         <w:rPr>
           <w:lang w:val="pt_PT" w:bidi="pt_PT"/>
         </w:rPr>
-        <w:t xml:space="preserve"> E todas as suas irmãs não vivem entre nós? De onde, então, vêm a este homem todas essas coisas?".</w:t>
+        <w:t xml:space="preserve"> E todas as suas irmãs não vivem entre nós? De onde, então, vêm a este homem todas essas coisas?”.</w:t>
       </w:r>
     </w:p>
     <w:p>
@@ -9877,7 +9877,7 @@
         <w:rPr>
           <w:lang w:val="pt_PT" w:bidi="pt_PT"/>
         </w:rPr>
-        <w:t xml:space="preserve"> E sentiam-se ofendidos por causa dele; então Jesus afirmou: "Um profeta não é honrado em sua terra e em sua casa”.</w:t>
+        <w:t xml:space="preserve"> E sentiam-se ofendidos por causa dele; então Jesus afirmou: “Um profeta não é honrado em sua terra e em sua casa”.</w:t>
       </w:r>
     </w:p>
     <w:p>
@@ -10229,7 +10229,7 @@
         <w:rPr>
           <w:lang w:val="pt_PT" w:bidi="pt_PT"/>
         </w:rPr>
-        <w:t xml:space="preserve"> Ao entardecer, os discípulos se aproximaram de Jesus e disseram: “Este lugar é deserto, e a hora já está avançada; mande o povo embora para que possam ir às vilas comprar alimento".</w:t>
+        <w:t xml:space="preserve"> Ao entardecer, os discípulos se aproximaram de Jesus e disseram: “Este lugar é deserto, e a hora já está avançada; mande o povo embora para que possam ir às vilas comprar alimento”.</w:t>
       </w:r>
     </w:p>
     <w:p>
@@ -10250,7 +10250,7 @@
         <w:rPr>
           <w:lang w:val="pt_PT" w:bidi="pt_PT"/>
         </w:rPr>
-        <w:t xml:space="preserve"> Jesus respondeu: "Eles não precisam ir embora; deem vocês mesmos algo para eles comerem".</w:t>
+        <w:t xml:space="preserve"> Jesus respondeu: “Eles não precisam ir embora; deem vocês mesmos algo para eles comerem”.</w:t>
       </w:r>
     </w:p>
     <w:p>
@@ -10271,7 +10271,7 @@
         <w:rPr>
           <w:lang w:val="pt_PT" w:bidi="pt_PT"/>
         </w:rPr>
-        <w:t xml:space="preserve"> Os discípulos exclamaram: "Aqui não temos nada além de cinco pães e dois peixes!".</w:t>
+        <w:t xml:space="preserve"> Os discípulos exclamaram: “Aqui não temos nada além de cinco pães e dois peixes!”.</w:t>
       </w:r>
     </w:p>
     <w:p>
@@ -10292,7 +10292,7 @@
         <w:rPr>
           <w:lang w:val="pt_PT" w:bidi="pt_PT"/>
         </w:rPr>
-        <w:t xml:space="preserve"> Jesus ordenou: "Tragam-nos aqui".</w:t>
+        <w:t xml:space="preserve"> Jesus ordenou: “Tragam-nos aqui”.</w:t>
       </w:r>
     </w:p>
     <w:p>
@@ -10460,7 +10460,7 @@
         <w:rPr>
           <w:lang w:val="pt_PT" w:bidi="pt_PT"/>
         </w:rPr>
-        <w:t xml:space="preserve"> Os discípulos, ao vê-lo caminhando sobre o mar, ficaram apavorados e disseram: "É um fantasma!". Tomados de medo, começaram a gritar.</w:t>
+        <w:t xml:space="preserve"> Os discípulos, ao vê-lo caminhando sobre o mar, ficaram apavorados e disseram: “É um fantasma!”. Tomados de medo, começaram a gritar.</w:t>
       </w:r>
     </w:p>
     <w:p>
@@ -10728,7 +10728,7 @@
         <w:rPr>
           <w:lang w:val="pt_PT" w:bidi="pt_PT"/>
         </w:rPr>
-        <w:t xml:space="preserve"> “Por que seus discípulos quebram a tradição dos antigos? Eles comem pão sem lavar as mãos".</w:t>
+        <w:t xml:space="preserve"> “Por que seus discípulos quebram a tradição dos antigos? Eles comem pão sem lavar as mãos”.</w:t>
       </w:r>
     </w:p>
     <w:p>
@@ -10749,7 +10749,7 @@
         <w:rPr>
           <w:lang w:val="pt_PT" w:bidi="pt_PT"/>
         </w:rPr>
-        <w:t xml:space="preserve"> Jesus, porém, respondeu: "E por que vocês transgridem o mandamento de Deus por causa da tradição de vocês?</w:t>
+        <w:t xml:space="preserve"> Jesus, porém, respondeu: “E por que vocês transgridem o mandamento de Deus por causa da tradição de vocês?</w:t>
       </w:r>
     </w:p>
     <w:p>
@@ -10770,7 +10770,7 @@
         <w:rPr>
           <w:lang w:val="pt_PT" w:bidi="pt_PT"/>
         </w:rPr>
-        <w:t xml:space="preserve"> Pois Deus ordenou: 'Honra teu pai e tua mãe; e quem amaldiçoar o pai ou a mãe seja condenado à morte'.</w:t>
+        <w:t xml:space="preserve"> Pois Deus ordenou: ‘Honra teu pai e tua mãe; e quem amaldiçoar o pai ou a mãe seja condenado à morte’.</w:t>
       </w:r>
     </w:p>
     <w:p>
@@ -10875,7 +10875,7 @@
         <w:rPr>
           <w:lang w:val="pt_PT" w:bidi="pt_PT"/>
         </w:rPr>
-        <w:t xml:space="preserve"> De nada vale a adoração que me oferecem, porque ensinam preceitos humanos como se fossem mandamentos divinos'".</w:t>
+        <w:t xml:space="preserve"> De nada vale a adoração que me oferecem, porque ensinam preceitos humanos como se fossem mandamentos divinos’”.</w:t>
       </w:r>
     </w:p>
     <w:p>
@@ -10917,7 +10917,7 @@
         <w:rPr>
           <w:lang w:val="pt_PT" w:bidi="pt_PT"/>
         </w:rPr>
-        <w:t xml:space="preserve"> Não é o que entra pela boca que torna a pessoa impura, mas o que sai da boca, isso, sim, é o que torna a pessoa impura".</w:t>
+        <w:t xml:space="preserve"> Não é o que entra pela boca que torna a pessoa impura, mas o que sai da boca, isso, sim, é o que torna a pessoa impura”.</w:t>
       </w:r>
     </w:p>
     <w:p>
@@ -10938,7 +10938,7 @@
         <w:rPr>
           <w:lang w:val="pt_PT" w:bidi="pt_PT"/>
         </w:rPr>
-        <w:t xml:space="preserve"> Então os discípulos se aproximaram dele e disseram: "O senhor sabe que os fariseus, ao ouvirem essa palavra, ficaram ofendidos?”.</w:t>
+        <w:t xml:space="preserve"> Então os discípulos se aproximaram dele e disseram: “O senhor sabe que os fariseus, ao ouvirem essa palavra, ficaram ofendidos?”.</w:t>
       </w:r>
     </w:p>
     <w:p>
@@ -10980,7 +10980,7 @@
         <w:rPr>
           <w:lang w:val="pt_PT" w:bidi="pt_PT"/>
         </w:rPr>
-        <w:t xml:space="preserve"> Não lhes deem atenção; são guias cegos de cegos. Se um cego conduzir outro cego, os dois cairão no buraco".</w:t>
+        <w:t xml:space="preserve"> Não lhes deem atenção; são guias cegos de cegos. Se um cego conduzir outro cego, os dois cairão no buraco”.</w:t>
       </w:r>
     </w:p>
     <w:p>
@@ -11022,7 +11022,7 @@
         <w:rPr>
           <w:lang w:val="pt_PT" w:bidi="pt_PT"/>
         </w:rPr>
-        <w:t xml:space="preserve"> Jesus perguntou: "Vocês também continuam sem entender?</w:t>
+        <w:t xml:space="preserve"> Jesus perguntou: “Vocês também continuam sem entender?</w:t>
       </w:r>
     </w:p>
     <w:p>
@@ -11106,7 +11106,7 @@
         <w:rPr>
           <w:lang w:val="pt_PT" w:bidi="pt_PT"/>
         </w:rPr>
-        <w:t xml:space="preserve"> São essas as coisas que tornam a pessoa impura; mas comer sem lavar as mãos não torna a pessoa impura".</w:t>
+        <w:t xml:space="preserve"> São essas as coisas que tornam a pessoa impura; mas comer sem lavar as mãos não torna a pessoa impura”.</w:t>
       </w:r>
     </w:p>
     <w:p>
@@ -11190,7 +11190,7 @@
         <w:rPr>
           <w:lang w:val="pt_PT" w:bidi="pt_PT"/>
         </w:rPr>
-        <w:t xml:space="preserve"> Jesus disse à mulher: "Fui enviado somente às ovelhas perdidas do povo de Israel".</w:t>
+        <w:t xml:space="preserve"> Jesus disse à mulher: “Fui enviado somente às ovelhas perdidas do povo de Israel”.</w:t>
       </w:r>
     </w:p>
     <w:p>
@@ -11211,7 +11211,7 @@
         <w:rPr>
           <w:lang w:val="pt_PT" w:bidi="pt_PT"/>
         </w:rPr>
-        <w:t xml:space="preserve"> Mas ela veio, ajoelhou-se diante dele e suplicou: "Senhor, socorre-me!".</w:t>
+        <w:t xml:space="preserve"> Mas ela veio, ajoelhou-se diante dele e suplicou: “Senhor, socorre-me!”.</w:t>
       </w:r>
     </w:p>
     <w:p>
@@ -11232,7 +11232,7 @@
         <w:rPr>
           <w:lang w:val="pt_PT" w:bidi="pt_PT"/>
         </w:rPr>
-        <w:t xml:space="preserve"> Jesus, porém, respondeu: "Não é adequado tomar o pão dos filhos e lançá-lo aos cachorrinhos".</w:t>
+        <w:t xml:space="preserve"> Jesus, porém, respondeu: “Não é adequado tomar o pão dos filhos e lançá-lo aos cachorrinhos”.</w:t>
       </w:r>
     </w:p>
     <w:p>
@@ -11358,7 +11358,7 @@
         <w:rPr>
           <w:lang w:val="pt_PT" w:bidi="pt_PT"/>
         </w:rPr>
-        <w:t xml:space="preserve"> Jesus chamou para perto os seus discípulos e disse: "Tenho compaixão da multidão, porque já faz três dias que eles permanecem comigo e não têm o que comer. Não quero mandá-los embora em jejum, para que não desfaleçam no caminho".</w:t>
+        <w:t xml:space="preserve"> Jesus chamou para perto os seus discípulos e disse: “Tenho compaixão da multidão, porque já faz três dias que eles permanecem comigo e não têm o que comer. Não quero mandá-los embora em jejum, para que não desfaleçam no caminho”.</w:t>
       </w:r>
     </w:p>
     <w:p>
@@ -11563,7 +11563,7 @@
         <w:rPr>
           <w:lang w:val="pt_PT" w:bidi="pt_PT"/>
         </w:rPr>
-        <w:t xml:space="preserve"> Ele respondeu: “Ao cair da tarde, vocês dizem: ‘Tempo bom à vista, pois o céu está avermelhado';</w:t>
+        <w:t xml:space="preserve"> Ele respondeu: “Ao cair da tarde, vocês dizem: ‘Tempo bom à vista, pois o céu está avermelhado’;</w:t>
       </w:r>
     </w:p>
     <w:p>
@@ -11584,7 +11584,7 @@
         <w:rPr>
           <w:lang w:val="pt_PT" w:bidi="pt_PT"/>
         </w:rPr>
-        <w:t xml:space="preserve"> pela manhã, vocês dizem: 'Hoje haverá tempestade, pois o céu está sombrio'. Hipócritas! Vocês sabem discernir o aspecto do céu, mas não conseguem discernir os sinais dos tempos.</w:t>
+        <w:t xml:space="preserve"> pela manhã, vocês dizem: ‘Hoje haverá tempestade, pois o céu está sombrio’. Hipócritas! Vocês sabem discernir o aspecto do céu, mas não conseguem discernir os sinais dos tempos.</w:t>
       </w:r>
     </w:p>
     <w:p>
@@ -11605,7 +11605,7 @@
         <w:rPr>
           <w:lang w:val="pt_PT" w:bidi="pt_PT"/>
         </w:rPr>
-        <w:t xml:space="preserve"> Esta geração má e adúltera exige um sinal, mas nenhum sinal lhe será dado, a não ser o sinal de Jonas". E, deixando-os, partiu.</w:t>
+        <w:t xml:space="preserve"> Esta geração má e adúltera exige um sinal, mas nenhum sinal lhe será dado, a não ser o sinal de Jonas”. E, deixando-os, partiu.</w:t>
       </w:r>
     </w:p>
     <w:p>
@@ -11668,7 +11668,7 @@
         <w:rPr>
           <w:lang w:val="pt_PT" w:bidi="pt_PT"/>
         </w:rPr>
-        <w:t xml:space="preserve"> Os discípulos raciocinavam entre si: "É porque não trouxemos pães".</w:t>
+        <w:t xml:space="preserve"> Os discípulos raciocinavam entre si: “É porque não trouxemos pães”.</w:t>
       </w:r>
     </w:p>
     <w:p>
@@ -11689,7 +11689,7 @@
         <w:rPr>
           <w:lang w:val="pt_PT" w:bidi="pt_PT"/>
         </w:rPr>
-        <w:t xml:space="preserve"> Jesus, percebendo o que se passava, disse: "Homens de pequena fé, por que raciocinam entre si sobre não terem pães?</w:t>
+        <w:t xml:space="preserve"> Jesus, percebendo o que se passava, disse: “Homens de pequena fé, por que raciocinam entre si sobre não terem pães?</w:t>
       </w:r>
     </w:p>
     <w:p>
@@ -11752,7 +11752,7 @@
         <w:rPr>
           <w:lang w:val="pt_PT" w:bidi="pt_PT"/>
         </w:rPr>
-        <w:t xml:space="preserve"> Como vocês ainda não entendem que eu não estava me referindo ao pão? Protejam-se do fermento dos fariseus e dos saduceus".</w:t>
+        <w:t xml:space="preserve"> Como vocês ainda não entendem que eu não estava me referindo ao pão? Protejam-se do fermento dos fariseus e dos saduceus”.</w:t>
       </w:r>
     </w:p>
     <w:p>
@@ -11857,7 +11857,7 @@
         <w:rPr>
           <w:lang w:val="pt_PT" w:bidi="pt_PT"/>
         </w:rPr>
-        <w:t xml:space="preserve"> Simão Pedro respondeu: "O senhor é o Cristo, o Filho do Deus vivo”.</w:t>
+        <w:t xml:space="preserve"> Simão Pedro respondeu: “O senhor é o Cristo, o Filho do Deus vivo”.</w:t>
       </w:r>
     </w:p>
     <w:p>
@@ -11920,7 +11920,7 @@
         <w:rPr>
           <w:lang w:val="pt_PT" w:bidi="pt_PT"/>
         </w:rPr>
-        <w:t xml:space="preserve"> Eu lhe darei as chaves do reino dos céus; tudo o que você ligar na terra terá sido ligado nos céus, e tudo o que você desligar na terra terá sido desligado nos céus".</w:t>
+        <w:t xml:space="preserve"> Eu lhe darei as chaves do reino dos céus; tudo o que você ligar na terra terá sido ligado nos céus, e tudo o que você desligar na terra terá sido desligado nos céus”.</w:t>
       </w:r>
     </w:p>
     <w:p>
@@ -12025,7 +12025,7 @@
         <w:rPr>
           <w:lang w:val="pt_PT" w:bidi="pt_PT"/>
         </w:rPr>
-        <w:t xml:space="preserve"> Então Jesus falou aos discípulos: "Se alguém quer me seguir, negue a própria vontade, tome a sua cruz e siga-me.</w:t>
+        <w:t xml:space="preserve"> Então Jesus falou aos discípulos: “Se alguém quer me seguir, negue a própria vontade, tome a sua cruz e siga-me.</w:t>
       </w:r>
     </w:p>
     <w:p>
@@ -12109,7 +12109,7 @@
         <w:rPr>
           <w:lang w:val="pt_PT" w:bidi="pt_PT"/>
         </w:rPr>
-        <w:t xml:space="preserve"> Em verdade lhes digo: há alguns aqui que não morrerão até que vejam o Filho do Homem vindo em seu reino".</w:t>
+        <w:t xml:space="preserve"> Em verdade lhes digo: há alguns aqui que não morrerão até que vejam o Filho do Homem vindo em seu reino”.</w:t>
       </w:r>
     </w:p>
     <w:p>
@@ -12272,7 +12272,7 @@
         <w:rPr>
           <w:lang w:val="pt_PT" w:bidi="pt_PT"/>
         </w:rPr>
-        <w:t xml:space="preserve"> Jesus se aproximou e tocou neles. “Levantem-se”, disse ele. “Não tenham medo."</w:t>
+        <w:t xml:space="preserve"> Jesus se aproximou e tocou neles. “Levantem-se”, disse ele. “Não tenham medo.”</w:t>
       </w:r>
     </w:p>
     <w:p>
@@ -12356,7 +12356,7 @@
         <w:rPr>
           <w:lang w:val="pt_PT" w:bidi="pt_PT"/>
         </w:rPr>
-        <w:t xml:space="preserve"> Jesus respondeu: "Elias certamente virá e colocará todas as coisas em ordem".</w:t>
+        <w:t xml:space="preserve"> Jesus respondeu: “Elias certamente virá e colocará todas as coisas em ordem”.</w:t>
       </w:r>
     </w:p>
     <w:p>
@@ -12377,7 +12377,7 @@
         <w:rPr>
           <w:lang w:val="pt_PT" w:bidi="pt_PT"/>
         </w:rPr>
-        <w:t xml:space="preserve"> Mas eu lhes afirmo: Elias já veio e não foi reconhecido; ao contrário, o maltrataram como quiseram. Assim também o Filho do Homem está destinado a padecer nas mãos deles".</w:t>
+        <w:t xml:space="preserve"> Mas eu lhes afirmo: Elias já veio e não foi reconhecido; ao contrário, o maltrataram como quiseram. Assim também o Filho do Homem está destinado a padecer nas mãos deles”.</w:t>
       </w:r>
     </w:p>
     <w:p>
@@ -12461,7 +12461,7 @@
         <w:rPr>
           <w:lang w:val="pt_PT" w:bidi="pt_PT"/>
         </w:rPr>
-        <w:t xml:space="preserve"> Eu o trouxe aos seus discípulos, mas eles não puderam curá-lo".</w:t>
+        <w:t xml:space="preserve"> Eu o trouxe aos seus discípulos, mas eles não puderam curá-lo”.</w:t>
       </w:r>
     </w:p>
     <w:p>
@@ -12482,7 +12482,7 @@
         <w:rPr>
           <w:lang w:val="pt_PT" w:bidi="pt_PT"/>
         </w:rPr>
-        <w:t xml:space="preserve"> Jesus respondeu: “Ó geração incrédula e perversa! Até quando ficarei com vocês? Até quando terei de suportá-los? Tragam o menino aqui para mim".</w:t>
+        <w:t xml:space="preserve"> Jesus respondeu: “Ó geração incrédula e perversa! Até quando ficarei com vocês? Até quando terei de suportá-los? Tragam o menino aqui para mim”.</w:t>
       </w:r>
     </w:p>
     <w:p>
@@ -12545,7 +12545,7 @@
         <w:rPr>
           <w:lang w:val="pt_PT" w:bidi="pt_PT"/>
         </w:rPr>
-        <w:t xml:space="preserve"> Jesus respondeu: "Porque a fé de vocês é pequena. Eu lhes asseguro: se vocês tiverem fé do tamanho de um grão de mostarda, dirão a esta montanha: 'Vai daqui para lá!', e ela se moverá, e nada lhes será impossível".</w:t>
+        <w:t xml:space="preserve"> Jesus respondeu: “Porque a fé de vocês é pequena. Eu lhes asseguro: se vocês tiverem fé do tamanho de um grão de mostarda, dirão a esta montanha: ‘Vai daqui para lá!’, e ela se moverá, e nada lhes será impossível”.</w:t>
       </w:r>
     </w:p>
     <w:p>
@@ -12587,7 +12587,7 @@
         <w:rPr>
           <w:lang w:val="pt_PT" w:bidi="pt_PT"/>
         </w:rPr>
-        <w:t xml:space="preserve"> Eles o matarão, mas, no terceiro dia, o Filho do Homem ressuscitará". Ao ouvi-lo, os discípulos ficaram muito tristes.</w:t>
+        <w:t xml:space="preserve"> Eles o matarão, mas, no terceiro dia, o Filho do Homem ressuscitará”. Ao ouvi-lo, os discípulos ficaram muito tristes.</w:t>
       </w:r>
     </w:p>
     <w:p>
@@ -12650,7 +12650,7 @@
         <w:rPr>
           <w:lang w:val="pt_PT" w:bidi="pt_PT"/>
         </w:rPr>
-        <w:t xml:space="preserve"> “De outras pessoas”, respondeu Pedro. "Pois bem", disse-lhe Jesus. "Os filhos estão isentos.</w:t>
+        <w:t xml:space="preserve"> “De outras pessoas”, respondeu Pedro. “Pois bem”, disse-lhe Jesus. “Os filhos estão isentos.</w:t>
       </w:r>
     </w:p>
     <w:p>
@@ -12671,7 +12671,7 @@
         <w:rPr>
           <w:lang w:val="pt_PT" w:bidi="pt_PT"/>
         </w:rPr>
-        <w:t xml:space="preserve"> Contudo, para que não os ofendamos, vá ao mar e jogue o anzol, e pegue o primeiro peixe que fisgar; e, abrindo a boca dele, você encontrará uma moeda de valor suficiente para pagar os impostos para nós dois; pegue-a e dê a eles por mim e por você".</w:t>
+        <w:t xml:space="preserve"> Contudo, para que não os ofendamos, vá ao mar e jogue o anzol, e pegue o primeiro peixe que fisgar; e, abrindo a boca dele, você encontrará uma moeda de valor suficiente para pagar os impostos para nós dois; pegue-a e dê a eles por mim e por você”.</w:t>
       </w:r>
     </w:p>
     <w:p>
@@ -13086,7 +13086,7 @@
         <w:rPr>
           <w:lang w:val="pt_PT" w:bidi="pt_PT"/>
         </w:rPr>
-        <w:t xml:space="preserve"> Pois onde dois ou três estão reunidos em meu nome, eu estou no meio deles".</w:t>
+        <w:t xml:space="preserve"> Pois onde dois ou três estão reunidos em meu nome, eu estou no meio deles”.</w:t>
       </w:r>
     </w:p>
     <w:p>
@@ -13128,7 +13128,7 @@
         <w:rPr>
           <w:lang w:val="pt_PT" w:bidi="pt_PT"/>
         </w:rPr>
-        <w:t xml:space="preserve"> Jesus respondeu: "Não até sete, mas até setenta vezes sete!</w:t>
+        <w:t xml:space="preserve"> Jesus respondeu: “Não até sete, mas até setenta vezes sete!</w:t>
       </w:r>
     </w:p>
     <w:p>
@@ -13212,7 +13212,7 @@
         <w:rPr>
           <w:lang w:val="pt_PT" w:bidi="pt_PT"/>
         </w:rPr>
-        <w:t xml:space="preserve"> Mas o servo caiu e se prostrou diante dele, dizendo: 'Tenha paciência comigo, e eu pagarei tudo'.</w:t>
+        <w:t xml:space="preserve"> Mas o servo caiu e se prostrou diante dele, dizendo: ‘Tenha paciência comigo, e eu pagarei tudo’.</w:t>
       </w:r>
     </w:p>
     <w:p>
@@ -13254,7 +13254,7 @@
         <w:rPr>
           <w:lang w:val="pt_PT" w:bidi="pt_PT"/>
         </w:rPr>
-        <w:t xml:space="preserve"> Então aquele servo saiu, foi procurar um dos seus companheiros de trabalho que lhe devia cem denários, agarrou-o pelo pescoço e começou a sufocá-lo, dizendo: 'Pague-me o que você me deve!'.</w:t>
+        <w:t xml:space="preserve"> Então aquele servo saiu, foi procurar um dos seus companheiros de trabalho que lhe devia cem denários, agarrou-o pelo pescoço e começou a sufocá-lo, dizendo: ‘Pague-me o que você me deve!’.</w:t>
       </w:r>
     </w:p>
     <w:p>
@@ -13275,7 +13275,7 @@
         <w:rPr>
           <w:lang w:val="pt_PT" w:bidi="pt_PT"/>
         </w:rPr>
-        <w:t xml:space="preserve"> Então o seu companheiro caiu de joelhos e implorou: 'Tenha paciência comigo, e eu lhe pagarei'.</w:t>
+        <w:t xml:space="preserve"> Então o seu companheiro caiu de joelhos e implorou: ‘Tenha paciência comigo, e eu lhe pagarei’.</w:t>
       </w:r>
     </w:p>
     <w:p>
@@ -13338,7 +13338,7 @@
         <w:rPr>
           <w:lang w:val="pt_PT" w:bidi="pt_PT"/>
         </w:rPr>
-        <w:t xml:space="preserve"> Então o seu senhor o chamou e disse: 'Servo mau, eu perdoei toda aquela dívida porque você me implorou'.</w:t>
+        <w:t xml:space="preserve"> Então o seu senhor o chamou e disse: ‘Servo mau, eu perdoei toda aquela dívida porque você me implorou’.</w:t>
       </w:r>
     </w:p>
     <w:p>
@@ -13359,7 +13359,7 @@
         <w:rPr>
           <w:lang w:val="pt_PT" w:bidi="pt_PT"/>
         </w:rPr>
-        <w:t xml:space="preserve"> Você não devia ter misericórdia do seu companheiro, assim como eu tive de você?'.</w:t>
+        <w:t xml:space="preserve"> Você não devia ter misericórdia do seu companheiro, assim como eu tive de você?’.</w:t>
       </w:r>
     </w:p>
     <w:p>
@@ -13401,7 +13401,7 @@
         <w:rPr>
           <w:lang w:val="pt_PT" w:bidi="pt_PT"/>
         </w:rPr>
-        <w:t xml:space="preserve"> Assim também fará meu Pai celestial com vocês, se cada um de vocês não perdoar sinceramente seu irmão".</w:t>
+        <w:t xml:space="preserve"> Assim também fará meu Pai celestial com vocês, se cada um de vocês não perdoar sinceramente seu irmão”.</w:t>
       </w:r>
     </w:p>
     <w:p>
@@ -13480,7 +13480,7 @@
         <w:rPr>
           <w:lang w:val="pt_PT" w:bidi="pt_PT"/>
         </w:rPr>
-        <w:t xml:space="preserve"> Alguns fariseus aproximaram-se dele e, querendo apanhá-lo em suas palavras, perguntaram: "É permitido ao homem repudiar sua mulher por qualquer razão?".</w:t>
+        <w:t xml:space="preserve"> Alguns fariseus aproximaram-se dele e, querendo apanhá-lo em suas palavras, perguntaram: “É permitido ao homem repudiar sua mulher por qualquer razão?”.</w:t>
       </w:r>
     </w:p>
     <w:p>
@@ -13522,7 +13522,7 @@
         <w:rPr>
           <w:lang w:val="pt_PT" w:bidi="pt_PT"/>
         </w:rPr>
-        <w:t xml:space="preserve"> e disse: 'Por essa razão, o homem deixará pai e mãe, se unirá à sua esposa, e os dois se tornarão uma só carne'?</w:t>
+        <w:t xml:space="preserve"> e disse: ‘Por essa razão, o homem deixará pai e mãe, se unirá à sua esposa, e os dois se tornarão uma só carne’?</w:t>
       </w:r>
     </w:p>
     <w:p>
@@ -13543,7 +13543,7 @@
         <w:rPr>
           <w:lang w:val="pt_PT" w:bidi="pt_PT"/>
         </w:rPr>
-        <w:t xml:space="preserve"> De modo que não são mais dois, e sim uma só carne. Sendo assim, que ninguém separe o que Deus uniu".</w:t>
+        <w:t xml:space="preserve"> De modo que não são mais dois, e sim uma só carne. Sendo assim, que ninguém separe o que Deus uniu”.</w:t>
       </w:r>
     </w:p>
     <w:p>
@@ -13606,7 +13606,7 @@
         <w:rPr>
           <w:lang w:val="pt_PT" w:bidi="pt_PT"/>
         </w:rPr>
-        <w:t xml:space="preserve"> Eu lhes digo que todo homem que se divorciar de sua esposa, exceto em caso de imoralidade sexual, e se casar com outra mulher comete adultério".</w:t>
+        <w:t xml:space="preserve"> Eu lhes digo que todo homem que se divorciar de sua esposa, exceto em caso de imoralidade sexual, e se casar com outra mulher comete adultério”.</w:t>
       </w:r>
     </w:p>
     <w:p>
@@ -13648,7 +13648,7 @@
         <w:rPr>
           <w:lang w:val="pt_PT" w:bidi="pt_PT"/>
         </w:rPr>
-        <w:t xml:space="preserve"> Jesus afirmou: "Nem todos conseguem acolher esta palavra, mas apenas aqueles a quem isso foi concedido.</w:t>
+        <w:t xml:space="preserve"> Jesus afirmou: “Nem todos conseguem acolher esta palavra, mas apenas aqueles a quem isso foi concedido.</w:t>
       </w:r>
     </w:p>
     <w:p>
@@ -13669,7 +13669,7 @@
         <w:rPr>
           <w:lang w:val="pt_PT" w:bidi="pt_PT"/>
         </w:rPr>
-        <w:t xml:space="preserve"> Pois existem eunucos [isto é, homens que não podem ter relações conjugais] que já nasceram assim; outros que foram feitos assim por ação de pessoas; e outros que, por escolha própria, se tornaram eunucos para servir ao reino dos céus. Quem puder aceitar isso, que aceite".</w:t>
+        <w:t xml:space="preserve"> Pois existem eunucos [isto é, homens que não podem ter relações conjugais] que já nasceram assim; outros que foram feitos assim por ação de pessoas; e outros que, por escolha própria, se tornaram eunucos para servir ao reino dos céus. Quem puder aceitar isso, que aceite”.</w:t>
       </w:r>
     </w:p>
     <w:p>
@@ -13711,7 +13711,7 @@
         <w:rPr>
           <w:lang w:val="pt_PT" w:bidi="pt_PT"/>
         </w:rPr>
-        <w:t xml:space="preserve"> Então Jesus disse: "Deixem as crianças virem a mim, e não as impeçam, porque o reino dos céus pertence a pessoas que são como elas".</w:t>
+        <w:t xml:space="preserve"> Então Jesus disse: “Deixem as crianças virem a mim, e não as impeçam, porque o reino dos céus pertence a pessoas que são como elas”.</w:t>
       </w:r>
     </w:p>
     <w:p>
@@ -13753,7 +13753,7 @@
         <w:rPr>
           <w:lang w:val="pt_PT" w:bidi="pt_PT"/>
         </w:rPr>
-        <w:t xml:space="preserve"> Eis que um homem se aproximou de Jesus e disse: "Mestre, que boas ações devo fazer para ter a vida eterna?".</w:t>
+        <w:t xml:space="preserve"> Eis que um homem se aproximou de Jesus e disse: “Mestre, que boas ações devo fazer para ter a vida eterna?”.</w:t>
       </w:r>
     </w:p>
     <w:p>
@@ -13774,7 +13774,7 @@
         <w:rPr>
           <w:lang w:val="pt_PT" w:bidi="pt_PT"/>
         </w:rPr>
-        <w:t xml:space="preserve"> "Por que você me pergunta sobre o que é bom?", perguntou Jesus. "Só há um que é bom. Mas se você quer entrar na vida, guarde os mandamentos."</w:t>
+        <w:t xml:space="preserve"> "Por que você me pergunta sobre o que é bom?”, perguntou Jesus. “Só há um que é bom. Mas se você quer entrar na vida, guarde os mandamentos.”</w:t>
       </w:r>
     </w:p>
     <w:p>
@@ -13795,7 +13795,7 @@
         <w:rPr>
           <w:lang w:val="pt_PT" w:bidi="pt_PT"/>
         </w:rPr>
-        <w:t xml:space="preserve"> "Quais são os mandamentos?", perguntou o homem. Jesus respondeu: "Não mate, não cometa adultério, não roube, não testemunhe falsamente,</w:t>
+        <w:t xml:space="preserve"> "Quais são os mandamentos?”, perguntou o homem. Jesus respondeu: “Não mate, não cometa adultério, não roube, não testemunhe falsamente,</w:t>
       </w:r>
     </w:p>
     <w:p>
@@ -13816,7 +13816,7 @@
         <w:rPr>
           <w:lang w:val="pt_PT" w:bidi="pt_PT"/>
         </w:rPr>
-        <w:t xml:space="preserve"> honre seu pai e sua mãe e ame seu próximo como você ama a si mesmo!".</w:t>
+        <w:t xml:space="preserve"> honre seu pai e sua mãe e ame seu próximo como você ama a si mesmo!”.</w:t>
       </w:r>
     </w:p>
     <w:p>
@@ -13900,7 +13900,7 @@
         <w:rPr>
           <w:lang w:val="pt_PT" w:bidi="pt_PT"/>
         </w:rPr>
-        <w:t xml:space="preserve"> Então Jesus disse aos seus discípulos: "Em verdade lhes digo que é difícil para um rico entrar no reino dos céus.</w:t>
+        <w:t xml:space="preserve"> Então Jesus disse aos seus discípulos: “Em verdade lhes digo que é difícil para um rico entrar no reino dos céus.</w:t>
       </w:r>
     </w:p>
     <w:p>
@@ -13921,7 +13921,7 @@
         <w:rPr>
           <w:lang w:val="pt_PT" w:bidi="pt_PT"/>
         </w:rPr>
-        <w:t xml:space="preserve"> Digo-lhes outra vez: É mais fácil um camelo passar pelo buraco da agulha do que um rico entrar no reino de Deus!".</w:t>
+        <w:t xml:space="preserve"> Digo-lhes outra vez: É mais fácil um camelo passar pelo buraco da agulha do que um rico entrar no reino de Deus!”.</w:t>
       </w:r>
     </w:p>
     <w:p>
@@ -13942,7 +13942,7 @@
         <w:rPr>
           <w:lang w:val="pt_PT" w:bidi="pt_PT"/>
         </w:rPr>
-        <w:t xml:space="preserve"> Os discípulos ficaram muito surpresos e disseram: "Quem, então, pode ser salvo?".</w:t>
+        <w:t xml:space="preserve"> Os discípulos ficaram muito surpresos e disseram: “Quem, então, pode ser salvo?”.</w:t>
       </w:r>
     </w:p>
     <w:p>
@@ -13963,7 +13963,7 @@
         <w:rPr>
           <w:lang w:val="pt_PT" w:bidi="pt_PT"/>
         </w:rPr>
-        <w:t xml:space="preserve"> Jesus, fixando neles o olhar, declarou: "Para o homem, isto é impossível; para Deus, todas as coisas são possíveis".</w:t>
+        <w:t xml:space="preserve"> Jesus, fixando neles o olhar, declarou: “Para o homem, isto é impossível; para Deus, todas as coisas são possíveis”.</w:t>
       </w:r>
     </w:p>
     <w:p>
@@ -13984,7 +13984,7 @@
         <w:rPr>
           <w:lang w:val="pt_PT" w:bidi="pt_PT"/>
         </w:rPr>
-        <w:t xml:space="preserve"> Pedro disse: "Nós abrimos mão de tudo para seguir o senhor; o que receberemos?".</w:t>
+        <w:t xml:space="preserve"> Pedro disse: “Nós abrimos mão de tudo para seguir o senhor; o que receberemos?”.</w:t>
       </w:r>
     </w:p>
     <w:p>
@@ -14005,7 +14005,7 @@
         <w:rPr>
           <w:lang w:val="pt_PT" w:bidi="pt_PT"/>
         </w:rPr>
-        <w:t xml:space="preserve"> Jesus disse: "Eu lhes afirmo com toda a verdade: quando, na renovação de todas as coisas, o Filho do Homem se assentar no trono da sua glória, vocês, que me seguiram, também se assentarão em doze tronos para governar as doze tribos de Israel.</w:t>
+        <w:t xml:space="preserve"> Jesus disse: “Eu lhes afirmo com toda a verdade: quando, na renovação de todas as coisas, o Filho do Homem se assentar no trono da sua glória, vocês, que me seguiram, também se assentarão em doze tronos para governar as doze tribos de Israel.</w:t>
       </w:r>
     </w:p>
     <w:p>
@@ -14047,7 +14047,7 @@
         <w:rPr>
           <w:lang w:val="pt_PT" w:bidi="pt_PT"/>
         </w:rPr>
-        <w:t xml:space="preserve"> Mas muitos que hoje são os primeiros serão os últimos, e muitos que hoje são os últimos serão os primeiros".</w:t>
+        <w:t xml:space="preserve"> Mas muitos que hoje são os primeiros serão os últimos, e muitos que hoje são os últimos serão os primeiros”.</w:t>
       </w:r>
     </w:p>
     <w:p>
@@ -14147,7 +14147,7 @@
         <w:rPr>
           <w:lang w:val="pt_PT" w:bidi="pt_PT"/>
         </w:rPr>
-        <w:t xml:space="preserve"> e lhes disse: 'Vão trabalhar no meu vinhedo também, e eu lhes pagarei o que for justo'.</w:t>
+        <w:t xml:space="preserve"> e lhes disse: ‘Vão trabalhar no meu vinhedo também, e eu lhes pagarei o que for justo’.</w:t>
       </w:r>
     </w:p>
     <w:p>
@@ -14189,7 +14189,7 @@
         <w:rPr>
           <w:lang w:val="pt_PT" w:bidi="pt_PT"/>
         </w:rPr>
-        <w:t xml:space="preserve"> Por volta das cinco horas da tarde, ele saiu novamente, encontrou outros homens esperando e perguntou: 'Por que vocês estão aqui parados o dia inteiro, sem trabalho?'.</w:t>
+        <w:t xml:space="preserve"> Por volta das cinco horas da tarde, ele saiu novamente, encontrou outros homens esperando e perguntou: ‘Por que vocês estão aqui parados o dia inteiro, sem trabalho?’.</w:t>
       </w:r>
     </w:p>
     <w:p>
@@ -14210,7 +14210,7 @@
         <w:rPr>
           <w:lang w:val="pt_PT" w:bidi="pt_PT"/>
         </w:rPr>
-        <w:t xml:space="preserve"> Eles responderam: 'Porque ninguém nos contratou'. Então, aquele homem lhes disse: 'Vão trabalhar no meu vinhedo também'.</w:t>
+        <w:t xml:space="preserve"> Eles responderam: ‘Porque ninguém nos contratou’. Então, aquele homem lhes disse: ‘Vão trabalhar no meu vinhedo também’.</w:t>
       </w:r>
     </w:p>
     <w:p>
@@ -14231,7 +14231,7 @@
         <w:rPr>
           <w:lang w:val="pt_PT" w:bidi="pt_PT"/>
         </w:rPr>
-        <w:t xml:space="preserve"> Quando chegou a tarde, o senhor do vinhedo disse ao supervisor: 'Chame os trabalhadores e entregue a eles o pagamento, começando pelos últimos contratados e terminando com os primeiros'.</w:t>
+        <w:t xml:space="preserve"> Quando chegou a tarde, o senhor do vinhedo disse ao supervisor: ‘Chame os trabalhadores e entregue a eles o pagamento, começando pelos últimos contratados e terminando com os primeiros’.</w:t>
       </w:r>
     </w:p>
     <w:p>
@@ -14315,7 +14315,7 @@
         <w:rPr>
           <w:lang w:val="pt_PT" w:bidi="pt_PT"/>
         </w:rPr>
-        <w:t xml:space="preserve"> dizendo-lhe: 'Estes últimos trabalharam apenas uma hora, e o senhor os tratou como iguais a nós, que suportamos o peso do dia e o calor escaldante'.</w:t>
+        <w:t xml:space="preserve"> dizendo-lhe: ‘Estes últimos trabalharam apenas uma hora, e o senhor os tratou como iguais a nós, que suportamos o peso do dia e o calor escaldante’.</w:t>
       </w:r>
     </w:p>
     <w:p>
@@ -14336,7 +14336,7 @@
         <w:rPr>
           <w:lang w:val="pt_PT" w:bidi="pt_PT"/>
         </w:rPr>
-        <w:t xml:space="preserve"> Mas ele respondeu a um deles: 'Amigo, não estou sendo injusto com você. Você não concordou em trabalhar por um denário?</w:t>
+        <w:t xml:space="preserve"> Mas ele respondeu a um deles: ‘Amigo, não estou sendo injusto com você. Você não concordou em trabalhar por um denário?</w:t>
       </w:r>
     </w:p>
     <w:p>
@@ -14378,7 +14378,7 @@
         <w:rPr>
           <w:lang w:val="pt_PT" w:bidi="pt_PT"/>
         </w:rPr>
-        <w:t xml:space="preserve"> Acaso não posso dispor livremente do que me pertence? Ou será que sua insatisfação vem do fato de eu ter agido com bondade para com os demais?'.</w:t>
+        <w:t xml:space="preserve"> Acaso não posso dispor livremente do que me pertence? Ou será que sua insatisfação vem do fato de eu ter agido com bondade para com os demais?’.</w:t>
       </w:r>
     </w:p>
     <w:p>
@@ -14399,7 +14399,7 @@
         <w:rPr>
           <w:lang w:val="pt_PT" w:bidi="pt_PT"/>
         </w:rPr>
-        <w:t xml:space="preserve"> "Assim, os últimos serão os primeiros, e os primeiros serão os últimos".</w:t>
+        <w:t xml:space="preserve"> "Assim, os últimos serão os primeiros, e os primeiros serão os últimos”.</w:t>
       </w:r>
     </w:p>
     <w:p>
@@ -14462,7 +14462,7 @@
         <w:rPr>
           <w:lang w:val="pt_PT" w:bidi="pt_PT"/>
         </w:rPr>
-        <w:t xml:space="preserve"> Em seguida, o entregarão aos gentios; ele será zombado, açoitado e crucificado, mas, no terceiro dia, ressuscitará".</w:t>
+        <w:t xml:space="preserve"> Em seguida, o entregarão aos gentios; ele será zombado, açoitado e crucificado, mas, no terceiro dia, ressuscitará”.</w:t>
       </w:r>
     </w:p>
     <w:p>
@@ -14546,7 +14546,7 @@
         <w:rPr>
           <w:lang w:val="pt_PT" w:bidi="pt_PT"/>
         </w:rPr>
-        <w:t xml:space="preserve"> Jesus respondeu: "Com certeza vocês beberão do meu cálice; mas quanto a dar os lugares à minha direita e à minha esquerda não compete a mim. Eles são para aqueles a quem meu Pai os preparou".</w:t>
+        <w:t xml:space="preserve"> Jesus respondeu: “Com certeza vocês beberão do meu cálice; mas quanto a dar os lugares à minha direita e à minha esquerda não compete a mim. Eles são para aqueles a quem meu Pai os preparou”.</w:t>
       </w:r>
     </w:p>
     <w:p>
@@ -14588,7 +14588,7 @@
         <w:rPr>
           <w:lang w:val="pt_PT" w:bidi="pt_PT"/>
         </w:rPr>
-        <w:t xml:space="preserve"> Mas Jesus os reuniu e explicou: "Vocês sabem que os líderes das nações têm poder sobre o povo e que os mais importantes exercem autoridade sobre os súditos.</w:t>
+        <w:t xml:space="preserve"> Mas Jesus os reuniu e explicou: “Vocês sabem que os líderes das nações têm poder sobre o povo e que os mais importantes exercem autoridade sobre os súditos.</w:t>
       </w:r>
     </w:p>
     <w:p>
@@ -14651,7 +14651,7 @@
         <w:rPr>
           <w:lang w:val="pt_PT" w:bidi="pt_PT"/>
         </w:rPr>
-        <w:t xml:space="preserve"> assim como o Filho do Homem não veio para que o servissem, e sim para servir e dar a sua vida em resgate por muitos".</w:t>
+        <w:t xml:space="preserve"> assim como o Filho do Homem não veio para que o servissem, e sim para servir e dar a sua vida em resgate por muitos”.</w:t>
       </w:r>
     </w:p>
     <w:p>
@@ -14856,7 +14856,7 @@
         <w:rPr>
           <w:lang w:val="pt_PT" w:bidi="pt_PT"/>
         </w:rPr>
-        <w:t xml:space="preserve"> E se alguém lhes perguntar algo, digam que o Senhor precisa deles; e imediatamente os deixará ir".</w:t>
+        <w:t xml:space="preserve"> E se alguém lhes perguntar algo, digam que o Senhor precisa deles; e imediatamente os deixará ir”.</w:t>
       </w:r>
     </w:p>
     <w:p>
@@ -14898,7 +14898,7 @@
         <w:rPr>
           <w:lang w:val="pt_PT" w:bidi="pt_PT"/>
         </w:rPr>
-        <w:t xml:space="preserve"> "Digam à filha de Sião: 'Vejam, o seu Rei vem até você, humilde, montado numa jumenta e num jumentinho, filhote de animal de carga'".</w:t>
+        <w:t xml:space="preserve"> "Digam à filha de Sião: ‘Vejam, o seu Rei vem até você, humilde, montado numa jumenta e num jumentinho, filhote de animal de carga’”.</w:t>
       </w:r>
     </w:p>
     <w:p>
@@ -15066,7 +15066,7 @@
         <w:rPr>
           <w:lang w:val="pt_PT" w:bidi="pt_PT"/>
         </w:rPr>
-        <w:t xml:space="preserve"> e lhes disse: “Está escrito: 'Minha casa será chamada casa de oração', mas vocês fazem dela um covil de ladrões”.</w:t>
+        <w:t xml:space="preserve"> e lhes disse: “Está escrito: ‘Minha casa será chamada casa de oração’, mas vocês fazem dela um covil de ladrões”.</w:t>
       </w:r>
     </w:p>
     <w:p>
@@ -15108,7 +15108,7 @@
         <w:rPr>
           <w:lang w:val="pt_PT" w:bidi="pt_PT"/>
         </w:rPr>
-        <w:t xml:space="preserve"> Mas quando os principais sacerdotes e mestres da lei viram as maravilhas que ele realizava, e as crianças que clamavam no templo, dizendo: "Hosana ao Filho de Davi", ficaram indignados.</w:t>
+        <w:t xml:space="preserve"> Mas quando os principais sacerdotes e mestres da lei viram as maravilhas que ele realizava, e as crianças que clamavam no templo, dizendo: “Hosana ao Filho de Davi”, ficaram indignados.</w:t>
       </w:r>
     </w:p>
     <w:p>
@@ -15129,7 +15129,7 @@
         <w:rPr>
           <w:lang w:val="pt_PT" w:bidi="pt_PT"/>
         </w:rPr>
-        <w:t xml:space="preserve"> E eles lhe disseram: "Está ouvindo o que estas crianças estão dizendo?". Jesus respondeu: "Sim. Vocês nunca leram: 'Dos lábios de crianças e bebês suscitaste louvor'?".</w:t>
+        <w:t xml:space="preserve"> E eles lhe disseram: “Está ouvindo o que estas crianças estão dizendo?”. Jesus respondeu: “Sim. Vocês nunca leram: ‘Dos lábios de crianças e bebês suscitaste louvor’?”.</w:t>
       </w:r>
     </w:p>
     <w:p>
@@ -15213,7 +15213,7 @@
         <w:rPr>
           <w:lang w:val="pt_PT" w:bidi="pt_PT"/>
         </w:rPr>
-        <w:t xml:space="preserve"> Vendo isso, os discípulos se maravilharam, dizendo: "Como é que a figueira secou tão depressa?".</w:t>
+        <w:t xml:space="preserve"> Vendo isso, os discípulos se maravilharam, dizendo: “Como é que a figueira secou tão depressa?”.</w:t>
       </w:r>
     </w:p>
     <w:p>
@@ -15234,7 +15234,7 @@
         <w:rPr>
           <w:lang w:val="pt_PT" w:bidi="pt_PT"/>
         </w:rPr>
-        <w:t xml:space="preserve"> Então Jesus respondeu: "Eu lhes digo a verdade: se tiverem fé e não vacilarem, vocês não só farão o que ocorreu com a figueira; mas, se disserem a este monte: 'Ergue-te e lança-te ao mar', isso acontecerá.</w:t>
+        <w:t xml:space="preserve"> Então Jesus respondeu: “Eu lhes digo a verdade: se tiverem fé e não vacilarem, vocês não só farão o que ocorreu com a figueira; mas, se disserem a este monte: ‘Ergue-te e lança-te ao mar’, isso acontecerá.</w:t>
       </w:r>
     </w:p>
     <w:p>
@@ -15255,7 +15255,7 @@
         <w:rPr>
           <w:lang w:val="pt_PT" w:bidi="pt_PT"/>
         </w:rPr>
-        <w:t xml:space="preserve"> E tudo o que pedirem em oração, crendo, vocês receberão".</w:t>
+        <w:t xml:space="preserve"> E tudo o que pedirem em oração, crendo, vocês receberão”.</w:t>
       </w:r>
     </w:p>
     <w:p>
@@ -15318,7 +15318,7 @@
         <w:rPr>
           <w:lang w:val="pt_PT" w:bidi="pt_PT"/>
         </w:rPr>
-        <w:t xml:space="preserve"> De onde era o batismo de João? Do céu ou dos homens?". Então eles conversaram entre si, dizendo: "Se dissermos: 'Do céu', ele nos perguntará: 'Por que, então, não cremos nele?'.</w:t>
+        <w:t xml:space="preserve"> De onde era o batismo de João? Do céu ou dos homens?”. Então eles conversaram entre si, dizendo: “Se dissermos: ‘Do céu’, ele nos perguntará: ‘Por que, então, não cremos nele?’.</w:t>
       </w:r>
     </w:p>
     <w:p>
@@ -15339,7 +15339,7 @@
         <w:rPr>
           <w:lang w:val="pt_PT" w:bidi="pt_PT"/>
         </w:rPr>
-        <w:t xml:space="preserve"> Mas se dissermos: 'Dos homens", podemos ser atacados pelo povo, porque todos consideram João como profeta".</w:t>
+        <w:t xml:space="preserve"> Mas se dissermos: ‘Dos homens”, podemos ser atacados pelo povo, porque todos consideram João como profeta”.</w:t>
       </w:r>
     </w:p>
     <w:p>
@@ -15360,7 +15360,7 @@
         <w:rPr>
           <w:lang w:val="pt_PT" w:bidi="pt_PT"/>
         </w:rPr>
-        <w:t xml:space="preserve"> Finalmente, eles responderam a Jesus: “Não sabemos!”. Assim, Jesus lhes disse: “Então, eu também não lhes direi com que autoridade faço estas coisas".</w:t>
+        <w:t xml:space="preserve"> Finalmente, eles responderam a Jesus: “Não sabemos!”. Assim, Jesus lhes disse: “Então, eu também não lhes direi com que autoridade faço estas coisas”.</w:t>
       </w:r>
     </w:p>
     <w:p>
@@ -15381,7 +15381,7 @@
         <w:rPr>
           <w:lang w:val="pt_PT" w:bidi="pt_PT"/>
         </w:rPr>
-        <w:t xml:space="preserve"> "O que vocês acham disto? Um homem que tinha dois filhos aproximou-se do mais velho e disse: ‘Filho, vá trabalhar hoje no vinhedo'.</w:t>
+        <w:t xml:space="preserve"> "O que vocês acham disto? Um homem que tinha dois filhos aproximou-se do mais velho e disse: ‘Filho, vá trabalhar hoje no vinhedo’.</w:t>
       </w:r>
     </w:p>
     <w:p>
@@ -15444,7 +15444,7 @@
         <w:rPr>
           <w:lang w:val="pt_PT" w:bidi="pt_PT"/>
         </w:rPr>
-        <w:t xml:space="preserve"> Qual dos dois fez a vontade do pai?". Eles responderam: “O primeiro”. Então Jesus explicou: “Digo a verdade a vocês: os cobradores de impostos e as prostitutas que se arrependeram entrarão no reino de Deus antes de vocês.</w:t>
+        <w:t xml:space="preserve"> Qual dos dois fez a vontade do pai?”. Eles responderam: “O primeiro”. Então Jesus explicou: “Digo a verdade a vocês: os cobradores de impostos e as prostitutas que se arrependeram entrarão no reino de Deus antes de vocês.</w:t>
       </w:r>
     </w:p>
     <w:p>
@@ -15465,7 +15465,7 @@
         <w:rPr>
           <w:lang w:val="pt_PT" w:bidi="pt_PT"/>
         </w:rPr>
-        <w:t xml:space="preserve"> João veio para mostrar a vocês o caminho da justiça, mas vocês não creram nele. Porém, cobradores de impostos e prostitutas creram. Mesmo assim, vendo tudo isso, vocês não mudaram de coração para crer nele".</w:t>
+        <w:t xml:space="preserve"> João veio para mostrar a vocês o caminho da justiça, mas vocês não creram nele. Porém, cobradores de impostos e prostitutas creram. Mesmo assim, vendo tudo isso, vocês não mudaram de coração para crer nele”.</w:t>
       </w:r>
     </w:p>
     <w:p>
@@ -15591,7 +15591,7 @@
         <w:rPr>
           <w:lang w:val="pt_PT" w:bidi="pt_PT"/>
         </w:rPr>
-        <w:t xml:space="preserve"> Porém, quando os lavradores viram o filho, disseram entre si: ‘Este é o herdeiro; vamos matá-lo e tomar a herança dele'.</w:t>
+        <w:t xml:space="preserve"> Porém, quando os lavradores viram o filho, disseram entre si: ‘Este é o herdeiro; vamos matá-lo e tomar a herança dele’.</w:t>
       </w:r>
     </w:p>
     <w:p>
@@ -15675,7 +15675,7 @@
         <w:rPr>
           <w:lang w:val="pt_PT" w:bidi="pt_PT"/>
         </w:rPr>
-        <w:t xml:space="preserve"> Então Jesus lhes perguntou: "Vocês nunca leram nas Escrituras: ‘A pedra que os construtores rejeitaram tornou-se a pedra principal da esquina, que veio do Senhor e é admirável aos nossos olhos’?</w:t>
+        <w:t xml:space="preserve"> Então Jesus lhes perguntou: “Vocês nunca leram nas Escrituras: ‘A pedra que os construtores rejeitaram tornou-se a pedra principal da esquina, que veio do Senhor e é admirável aos nossos olhos’?</w:t>
       </w:r>
     </w:p>
     <w:p>
@@ -15717,7 +15717,7 @@
         <w:rPr>
           <w:lang w:val="pt_PT" w:bidi="pt_PT"/>
         </w:rPr>
-        <w:t xml:space="preserve"> Quem tropeçar nesta pedra ficará despedaçado; e sobre quem ela cair, será reduzido a pó".</w:t>
+        <w:t xml:space="preserve"> Quem tropeçar nesta pedra ficará despedaçado; e sobre quem ela cair, será reduzido a pó”.</w:t>
       </w:r>
     </w:p>
     <w:p>
@@ -15859,7 +15859,7 @@
         <w:rPr>
           <w:lang w:val="pt_PT" w:bidi="pt_PT"/>
         </w:rPr>
-        <w:t xml:space="preserve"> Depois, enviou outros servos, dizendo: 'Digam aos convidados: Preparei o banquete; os touros e bois cevados foram abatidos, e tudo está pronto. Venham à festa!'.</w:t>
+        <w:t xml:space="preserve"> Depois, enviou outros servos, dizendo: ‘Digam aos convidados: Preparei o banquete; os touros e bois cevados foram abatidos, e tudo está pronto. Venham à festa!’.</w:t>
       </w:r>
     </w:p>
     <w:p>
@@ -15943,7 +15943,7 @@
         <w:rPr>
           <w:lang w:val="pt_PT" w:bidi="pt_PT"/>
         </w:rPr>
-        <w:t xml:space="preserve"> Depois, disse a seus servos: 'O banquete do casamento está pronto, mas os que eu convidei não são dignos dessa honra.</w:t>
+        <w:t xml:space="preserve"> Depois, disse a seus servos: ‘O banquete do casamento está pronto, mas os que eu convidei não são dignos dessa honra.</w:t>
       </w:r>
     </w:p>
     <w:p>
@@ -15964,7 +15964,7 @@
         <w:rPr>
           <w:lang w:val="pt_PT" w:bidi="pt_PT"/>
         </w:rPr>
-        <w:t xml:space="preserve"> Saiam às esquinas e convidem todos os que encontrarem'.</w:t>
+        <w:t xml:space="preserve"> Saiam às esquinas e convidem todos os que encontrarem’.</w:t>
       </w:r>
     </w:p>
     <w:p>
@@ -16027,7 +16027,7 @@
         <w:rPr>
           <w:lang w:val="pt_PT" w:bidi="pt_PT"/>
         </w:rPr>
-        <w:t xml:space="preserve"> 'Amigo', perguntou ele, 'como é possível você estar aqui sem a roupa apropriada para a festa?'. E o homem não teve resposta.</w:t>
+        <w:t xml:space="preserve"> 'Amigo’, perguntou ele, ‘como é possível você estar aqui sem a roupa apropriada para a festa?’. E o homem não teve resposta.</w:t>
       </w:r>
     </w:p>
     <w:p>
@@ -16048,7 +16048,7 @@
         <w:rPr>
           <w:lang w:val="pt_PT" w:bidi="pt_PT"/>
         </w:rPr>
-        <w:t xml:space="preserve"> Então o rei disse aos seus auxiliares: 'Amarrem os pés e as mãos dele e o lancem na escuridão exterior, onde haverá choro e ranger de dentes'.</w:t>
+        <w:t xml:space="preserve"> Então o rei disse aos seus auxiliares: ‘Amarrem os pés e as mãos dele e o lancem na escuridão exterior, onde haverá choro e ranger de dentes’.</w:t>
       </w:r>
     </w:p>
     <w:p>
@@ -16069,7 +16069,7 @@
         <w:rPr>
           <w:lang w:val="pt_PT" w:bidi="pt_PT"/>
         </w:rPr>
-        <w:t xml:space="preserve"> "Porque muitos são chamados, mas poucos são escolhidos".</w:t>
+        <w:t xml:space="preserve"> "Porque muitos são chamados, mas poucos são escolhidos”.</w:t>
       </w:r>
     </w:p>
     <w:p>
@@ -16132,7 +16132,7 @@
         <w:rPr>
           <w:lang w:val="pt_PT" w:bidi="pt_PT"/>
         </w:rPr>
-        <w:t xml:space="preserve"> Diga-nos, pois, o que pensa acerca disto: é lícito pagar imposto a César ou não?".</w:t>
+        <w:t xml:space="preserve"> Diga-nos, pois, o que pensa acerca disto: é lícito pagar imposto a César ou não?”.</w:t>
       </w:r>
     </w:p>
     <w:p>
@@ -16153,7 +16153,7 @@
         <w:rPr>
           <w:lang w:val="pt_PT" w:bidi="pt_PT"/>
         </w:rPr>
-        <w:t xml:space="preserve"> Mas Jesus, conhecendo a maldade deles, perguntou: "Hipócritas, por que me testam com suas perguntas astutas?</w:t>
+        <w:t xml:space="preserve"> Mas Jesus, conhecendo a maldade deles, perguntou: “Hipócritas, por que me testam com suas perguntas astutas?</w:t>
       </w:r>
     </w:p>
     <w:p>
@@ -16174,7 +16174,7 @@
         <w:rPr>
           <w:lang w:val="pt_PT" w:bidi="pt_PT"/>
         </w:rPr>
-        <w:t xml:space="preserve"> Mostrem-me a moeda usada para pagar o imposto". Eles lhe trouxeram um denário.</w:t>
+        <w:t xml:space="preserve"> Mostrem-me a moeda usada para pagar o imposto”. Eles lhe trouxeram um denário.</w:t>
       </w:r>
     </w:p>
     <w:p>
@@ -16195,7 +16195,7 @@
         <w:rPr>
           <w:lang w:val="pt_PT" w:bidi="pt_PT"/>
         </w:rPr>
-        <w:t xml:space="preserve"> "De quem é esta imagem e este nome gravado nela?", indagou Jesus.</w:t>
+        <w:t xml:space="preserve"> "De quem é esta imagem e este nome gravado nela?”, indagou Jesus.</w:t>
       </w:r>
     </w:p>
     <w:p>
@@ -16363,7 +16363,7 @@
         <w:rPr>
           <w:lang w:val="pt_PT" w:bidi="pt_PT"/>
         </w:rPr>
-        <w:t xml:space="preserve"> Na ressurreição, portanto, quem dentre os sete será seu marido? Já que todos se casaram com ela".</w:t>
+        <w:t xml:space="preserve"> Na ressurreição, portanto, quem dentre os sete será seu marido? Já que todos se casaram com ela”.</w:t>
       </w:r>
     </w:p>
     <w:p>
@@ -16384,7 +16384,7 @@
         <w:rPr>
           <w:lang w:val="pt_PT" w:bidi="pt_PT"/>
         </w:rPr>
-        <w:t xml:space="preserve"> Jesus respondeu: "Vocês estão enganados por não conhecerem as Escrituras nem o poder de Deus!</w:t>
+        <w:t xml:space="preserve"> Jesus respondeu: “Vocês estão enganados por não conhecerem as Escrituras nem o poder de Deus!</w:t>
       </w:r>
     </w:p>
     <w:p>
@@ -16531,7 +16531,7 @@
         <w:rPr>
           <w:lang w:val="pt_PT" w:bidi="pt_PT"/>
         </w:rPr>
-        <w:t xml:space="preserve"> "Mestre, qual é o mandamento mais importante da lei de Moisés?".</w:t>
+        <w:t xml:space="preserve"> "Mestre, qual é o mandamento mais importante da lei de Moisés?”.</w:t>
       </w:r>
     </w:p>
     <w:p>
@@ -16552,7 +16552,7 @@
         <w:rPr>
           <w:lang w:val="pt_PT" w:bidi="pt_PT"/>
         </w:rPr>
-        <w:t xml:space="preserve"> Jesus respondeu: "'Ame o Senhor, seu Deus, com todo o seu coração, com toda a sua alma e com toda a sua mente'.</w:t>
+        <w:t xml:space="preserve"> Jesus respondeu: "’Ame o Senhor, seu Deus, com todo o seu coração, com toda a sua alma e com toda a sua mente’.</w:t>
       </w:r>
     </w:p>
     <w:p>
@@ -16594,7 +16594,7 @@
         <w:rPr>
           <w:lang w:val="pt_PT" w:bidi="pt_PT"/>
         </w:rPr>
-        <w:t xml:space="preserve"> E o segundo é semelhante a ele: 'Ame o seu próximo como a si mesmo'.</w:t>
+        <w:t xml:space="preserve"> E o segundo é semelhante a ele: ‘Ame o seu próximo como a si mesmo’.</w:t>
       </w:r>
     </w:p>
     <w:p>
@@ -16615,7 +16615,7 @@
         <w:rPr>
           <w:lang w:val="pt_PT" w:bidi="pt_PT"/>
         </w:rPr>
-        <w:t xml:space="preserve"> É desses dois mandamentos que dependem toda a lei e os Profetas".</w:t>
+        <w:t xml:space="preserve"> É desses dois mandamentos que dependem toda a lei e os Profetas”.</w:t>
       </w:r>
     </w:p>
     <w:p>
@@ -16904,7 +16904,7 @@
         <w:rPr>
           <w:lang w:val="pt_PT" w:bidi="pt_PT"/>
         </w:rPr>
-        <w:t xml:space="preserve"> Têm prazer em receber cumprimentos nas praças e o prestígio de serem chamados de 'Rabi'.</w:t>
+        <w:t xml:space="preserve"> Têm prazer em receber cumprimentos nas praças e o prestígio de serem chamados de ‘Rabi’.</w:t>
       </w:r>
     </w:p>
     <w:p>
@@ -16925,7 +16925,7 @@
         <w:rPr>
           <w:lang w:val="pt_PT" w:bidi="pt_PT"/>
         </w:rPr>
-        <w:t xml:space="preserve"> Não se deixem chamar de 'Rabi', porque só há um Mestre entre vocês, e todos vocês são irmãos.</w:t>
+        <w:t xml:space="preserve"> Não se deixem chamar de ‘Rabi’, porque só há um Mestre entre vocês, e todos vocês são irmãos.</w:t>
       </w:r>
     </w:p>
     <w:p>
@@ -16967,7 +16967,7 @@
         <w:rPr>
           <w:lang w:val="pt_PT" w:bidi="pt_PT"/>
         </w:rPr>
-        <w:t xml:space="preserve"> E não deixem que os chamem de 'mestres', porque o único Mestre de vocês é o Cristo.</w:t>
+        <w:t xml:space="preserve"> E não deixem que os chamem de ‘mestres’, porque o único Mestre de vocês é o Cristo.</w:t>
       </w:r>
     </w:p>
     <w:p>
@@ -17072,7 +17072,7 @@
         <w:rPr>
           <w:lang w:val="pt_PT" w:bidi="pt_PT"/>
         </w:rPr>
-        <w:t xml:space="preserve"> Ai de vocês, guias cegos, que dizem: 'Se alguém jurar pelo templo, isso não significa nada; mas se jurar pelo ouro do templo, está obrigado a cumprir'.</w:t>
+        <w:t xml:space="preserve"> Ai de vocês, guias cegos, que dizem: ‘Se alguém jurar pelo templo, isso não significa nada; mas se jurar pelo ouro do templo, está obrigado a cumprir’.</w:t>
       </w:r>
     </w:p>
     <w:p>
@@ -17156,7 +17156,7 @@
         <w:rPr>
           <w:lang w:val="pt_PT" w:bidi="pt_PT"/>
         </w:rPr>
-        <w:t xml:space="preserve"> Aquele que jura 'pelo altar', jura por ele e por tudo o que está sobre ele.</w:t>
+        <w:t xml:space="preserve"> Aquele que jura ‘pelo altar’, jura por ele e por tudo o que está sobre ele.</w:t>
       </w:r>
     </w:p>
     <w:p>
@@ -17177,7 +17177,7 @@
         <w:rPr>
           <w:lang w:val="pt_PT" w:bidi="pt_PT"/>
         </w:rPr>
-        <w:t xml:space="preserve"> E quem jura 'pelo templo', jura por ele e por aquele que nele habita.</w:t>
+        <w:t xml:space="preserve"> E quem jura ‘pelo templo’, jura por ele e por aquele que nele habita.</w:t>
       </w:r>
     </w:p>
     <w:p>
@@ -17198,7 +17198,7 @@
         <w:rPr>
           <w:lang w:val="pt_PT" w:bidi="pt_PT"/>
         </w:rPr>
-        <w:t xml:space="preserve"> E aquele que jura 'pelos céus', jura pelo trono de Deus e por aquele que está sentado sobre ele.</w:t>
+        <w:t xml:space="preserve"> E aquele que jura ‘pelos céus’, jura pelo trono de Deus e por aquele que está sentado sobre ele.</w:t>
       </w:r>
     </w:p>
     <w:p>
@@ -17366,7 +17366,7 @@
         <w:rPr>
           <w:lang w:val="pt_PT" w:bidi="pt_PT"/>
         </w:rPr>
-        <w:t xml:space="preserve"> e dizem: 'Se tivéssemos vivido nos dias dos nossos pais, não teríamos sido cúmplices no sangue derramado dos profetas'.</w:t>
+        <w:t xml:space="preserve"> e dizem: ‘Se tivéssemos vivido nos dias dos nossos pais, não teríamos sido cúmplices no sangue derramado dos profetas’.</w:t>
       </w:r>
     </w:p>
     <w:p>
@@ -17555,7 +17555,7 @@
         <w:rPr>
           <w:lang w:val="pt_PT" w:bidi="pt_PT"/>
         </w:rPr>
-        <w:t xml:space="preserve"> Pois eu lhes digo: vocês não me verão mais a partir de agora, até que digam: ‘Bendito é aquele que vem em nome do Senhor!'".</w:t>
+        <w:t xml:space="preserve"> Pois eu lhes digo: vocês não me verão mais a partir de agora, até que digam: ‘Bendito é aquele que vem em nome do Senhor!’”.</w:t>
       </w:r>
     </w:p>
     <w:p>
@@ -17634,7 +17634,7 @@
         <w:rPr>
           <w:lang w:val="pt_PT" w:bidi="pt_PT"/>
         </w:rPr>
-        <w:t xml:space="preserve"> Ao sentar-se no monte das Oliveiras, os discípulos se aproximaram dele em particular e perguntaram: “Diga-nos, quando essas coisas vão acontecer? Que acontecimentos marcarão a sua volta e o fim dos tempos?".</w:t>
+        <w:t xml:space="preserve"> Ao sentar-se no monte das Oliveiras, os discípulos se aproximaram dele em particular e perguntaram: “Diga-nos, quando essas coisas vão acontecer? Que acontecimentos marcarão a sua volta e o fim dos tempos?”.</w:t>
       </w:r>
     </w:p>
     <w:p>
@@ -17676,7 +17676,7 @@
         <w:rPr>
           <w:lang w:val="pt_PT" w:bidi="pt_PT"/>
         </w:rPr>
-        <w:t xml:space="preserve"> Porque muitos virão fingindo ser eu, e dirão: 'Eu sou o Cristo', e enganarão muitos.</w:t>
+        <w:t xml:space="preserve"> Porque muitos virão fingindo ser eu, e dirão: ‘Eu sou o Cristo’, e enganarão muitos.</w:t>
       </w:r>
     </w:p>
     <w:p>
@@ -17886,7 +17886,7 @@
         <w:rPr>
           <w:lang w:val="pt_PT" w:bidi="pt_PT"/>
         </w:rPr>
-        <w:t xml:space="preserve"> Portanto, quando virem a 'terrível profanação', de que falou o profeta Daniel, colocada no lugar santo (quem lê, entenda),</w:t>
+        <w:t xml:space="preserve"> Portanto, quando virem a ‘terrível profanação’, de que falou o profeta Daniel, colocada no lugar santo (quem lê, entenda),</w:t>
       </w:r>
     </w:p>
     <w:p>
@@ -18117,7 +18117,7 @@
         <w:rPr>
           <w:lang w:val="pt_PT" w:bidi="pt_PT"/>
         </w:rPr>
-        <w:t xml:space="preserve"> Se disserem: 'Ele está no deserto', não vão; 'ele está escondido em um lugar secreto', não acreditem.</w:t>
+        <w:t xml:space="preserve"> Se disserem: ‘Ele está no deserto’, não vão; ‘ele está escondido em um lugar secreto’, não acreditem.</w:t>
       </w:r>
     </w:p>
     <w:p>
@@ -18579,7 +18579,7 @@
         <w:rPr>
           <w:lang w:val="pt_PT" w:bidi="pt_PT"/>
         </w:rPr>
-        <w:t xml:space="preserve"> Mas, se o servo for mau e disser em seu coração: 'Meu senhor está demorando',</w:t>
+        <w:t xml:space="preserve"> Mas, se o servo for mau e disser em seu coração: ‘Meu senhor está demorando’,</w:t>
       </w:r>
     </w:p>
     <w:p>
@@ -18642,7 +18642,7 @@
         <w:rPr>
           <w:lang w:val="pt_PT" w:bidi="pt_PT"/>
         </w:rPr>
-        <w:t xml:space="preserve"> o cortará ao meio e o mandará para a condenação dos hipócritas; ali haverá choro e ranger de dentes".</w:t>
+        <w:t xml:space="preserve"> o cortará ao meio e o mandará para a condenação dos hipócritas; ali haverá choro e ranger de dentes”.</w:t>
       </w:r>
     </w:p>
     <w:p>
@@ -18784,7 +18784,7 @@
         <w:rPr>
           <w:lang w:val="pt_PT" w:bidi="pt_PT"/>
         </w:rPr>
-        <w:t xml:space="preserve"> À meia-noite, escutaram um grito: 'O noivo está chegando! Saiam para encontrá-lo!'.</w:t>
+        <w:t xml:space="preserve"> À meia-noite, escutaram um grito: ‘O noivo está chegando! Saiam para encontrá-lo!’.</w:t>
       </w:r>
     </w:p>
     <w:p>
@@ -18826,7 +18826,7 @@
         <w:rPr>
           <w:lang w:val="pt_PT" w:bidi="pt_PT"/>
         </w:rPr>
-        <w:t xml:space="preserve"> Então as cinco insensatas que não tinham azeite de reserva pediram às prudentes: 'Dividam o óleo de vocês conosco, pois nossas lamparinas estão se apagando'.</w:t>
+        <w:t xml:space="preserve"> Então as cinco insensatas que não tinham azeite de reserva pediram às prudentes: ‘Dividam o óleo de vocês conosco, pois nossas lamparinas estão se apagando’.</w:t>
       </w:r>
     </w:p>
     <w:p>
@@ -19183,7 +19183,7 @@
         <w:rPr>
           <w:lang w:val="pt_PT" w:bidi="pt_PT"/>
         </w:rPr>
-        <w:t xml:space="preserve"> Por isso, tive medo, saí e escondi o seu talento na terra. Veja, aqui está o que me foi entregue!".</w:t>
+        <w:t xml:space="preserve"> Por isso, tive medo, saí e escondi o seu talento na terra. Veja, aqui está o que me foi entregue!”.</w:t>
       </w:r>
     </w:p>
     <w:p>
@@ -19225,7 +19225,7 @@
         <w:rPr>
           <w:lang w:val="pt_PT" w:bidi="pt_PT"/>
         </w:rPr>
-        <w:t xml:space="preserve"> Você deveria ter depositado meu dinheiro no banco, e, quando eu viesse, o teria recebido com juros'.</w:t>
+        <w:t xml:space="preserve"> Você deveria ter depositado meu dinheiro no banco, e, quando eu viesse, o teria recebido com juros’.</w:t>
       </w:r>
     </w:p>
     <w:p>
@@ -19246,7 +19246,7 @@
         <w:rPr>
           <w:lang w:val="pt_PT" w:bidi="pt_PT"/>
         </w:rPr>
-        <w:t xml:space="preserve"> Em seguida, ordenou: 'Tirem o talento dele e deem ao que tem dez talentos.</w:t>
+        <w:t xml:space="preserve"> Em seguida, ordenou: ‘Tirem o talento dele e deem ao que tem dez talentos.</w:t>
       </w:r>
     </w:p>
     <w:p>
@@ -19288,7 +19288,7 @@
         <w:rPr>
           <w:lang w:val="pt_PT" w:bidi="pt_PT"/>
         </w:rPr>
-        <w:t xml:space="preserve"> Agora lancem o servo inútil na escuridão, do lado de fora; ali haverá pranto e ranger de dentes'".</w:t>
+        <w:t xml:space="preserve"> Agora lancem o servo inútil na escuridão, do lado de fora; ali haverá pranto e ranger de dentes’”.</w:t>
       </w:r>
     </w:p>
     <w:p>
@@ -19372,7 +19372,7 @@
         <w:rPr>
           <w:lang w:val="pt_PT" w:bidi="pt_PT"/>
         </w:rPr>
-        <w:t xml:space="preserve"> Então o Rei dirá àqueles à sua direita: 'Venham, benditos do meu Pai, para o reino preparado para vocês desde a criação do mundo.</w:t>
+        <w:t xml:space="preserve"> Então o Rei dirá àqueles à sua direita: ‘Venham, benditos do meu Pai, para o reino preparado para vocês desde a criação do mundo.</w:t>
       </w:r>
     </w:p>
     <w:p>
@@ -19624,7 +19624,7 @@
         <w:rPr>
           <w:lang w:val="pt_PT" w:bidi="pt_PT"/>
         </w:rPr>
-        <w:t xml:space="preserve"> Estes irão para o castigo eterno; mas os justos irão para a vida eterna".</w:t>
+        <w:t xml:space="preserve"> Estes irão para o castigo eterno; mas os justos irão para a vida eterna”.</w:t>
       </w:r>
     </w:p>
     <w:p>
@@ -19682,7 +19682,7 @@
         <w:rPr>
           <w:lang w:val="pt_PT" w:bidi="pt_PT"/>
         </w:rPr>
-        <w:t xml:space="preserve"> "Vocês sabem que a Páscoa é daqui a dois dias, e o Filho do Homem será entregue para ser crucificado".</w:t>
+        <w:t xml:space="preserve"> "Vocês sabem que a Páscoa é daqui a dois dias, e o Filho do Homem será entregue para ser crucificado”.</w:t>
       </w:r>
     </w:p>
     <w:p>
@@ -19745,7 +19745,7 @@
         <w:rPr>
           <w:lang w:val="pt_PT" w:bidi="pt_PT"/>
         </w:rPr>
-        <w:t xml:space="preserve"> Mas diziam: "Não durante a festa da Páscoa, para que não haja tumulto entre o povo".</w:t>
+        <w:t xml:space="preserve"> Mas diziam: “Não durante a festa da Páscoa, para que não haja tumulto entre o povo”.</w:t>
       </w:r>
     </w:p>
     <w:p>
@@ -19808,7 +19808,7 @@
         <w:rPr>
           <w:lang w:val="pt_PT" w:bidi="pt_PT"/>
         </w:rPr>
-        <w:t xml:space="preserve"> Ao verem aquilo, os discípulos ficaram indignados e disseram: "Por que este desperdício?</w:t>
+        <w:t xml:space="preserve"> Ao verem aquilo, os discípulos ficaram indignados e disseram: “Por que este desperdício?</w:t>
       </w:r>
     </w:p>
     <w:p>
@@ -19829,7 +19829,7 @@
         <w:rPr>
           <w:lang w:val="pt_PT" w:bidi="pt_PT"/>
         </w:rPr>
-        <w:t xml:space="preserve"> O perfume poderia ter sido vendido por uma fortuna, e o dinheiro distribuído aos pobres".</w:t>
+        <w:t xml:space="preserve"> O perfume poderia ter sido vendido por uma fortuna, e o dinheiro distribuído aos pobres”.</w:t>
       </w:r>
     </w:p>
     <w:p>
@@ -19850,7 +19850,7 @@
         <w:rPr>
           <w:lang w:val="pt_PT" w:bidi="pt_PT"/>
         </w:rPr>
-        <w:t xml:space="preserve"> Jesus, sabendo o que estavam pensando, disse-lhes: "Por que estão perturbando esta mulher? Ela realizou uma boa ação para mim.</w:t>
+        <w:t xml:space="preserve"> Jesus, sabendo o que estavam pensando, disse-lhes: “Por que estão perturbando esta mulher? Ela realizou uma boa ação para mim.</w:t>
       </w:r>
     </w:p>
     <w:p>
@@ -19913,7 +19913,7 @@
         <w:rPr>
           <w:lang w:val="pt_PT" w:bidi="pt_PT"/>
         </w:rPr>
-        <w:t xml:space="preserve"> Eu garanto a vocês: onde este evangelho for anunciado, em todo o mundo, também se contará o que ela fez, como lembrança dela".</w:t>
+        <w:t xml:space="preserve"> Eu garanto a vocês: onde este evangelho for anunciado, em todo o mundo, também se contará o que ela fez, como lembrança dela”.</w:t>
       </w:r>
     </w:p>
     <w:p>
@@ -20081,7 +20081,7 @@
         <w:rPr>
           <w:lang w:val="pt_PT" w:bidi="pt_PT"/>
         </w:rPr>
-        <w:t xml:space="preserve"> Enquanto comiam, Jesus disse: "Em verdade lhes digo que um de vocês me trairá".</w:t>
+        <w:t xml:space="preserve"> Enquanto comiam, Jesus disse: “Em verdade lhes digo que um de vocês me trairá”.</w:t>
       </w:r>
     </w:p>
     <w:p>
@@ -20102,7 +20102,7 @@
         <w:rPr>
           <w:lang w:val="pt_PT" w:bidi="pt_PT"/>
         </w:rPr>
-        <w:t xml:space="preserve"> E, profundamente entristecidos, cada um começou a perguntar: "Senhor, serei eu?".</w:t>
+        <w:t xml:space="preserve"> E, profundamente entristecidos, cada um começou a perguntar: “Senhor, serei eu?”.</w:t>
       </w:r>
     </w:p>
     <w:p>
@@ -20144,7 +20144,7 @@
         <w:rPr>
           <w:lang w:val="pt_PT" w:bidi="pt_PT"/>
         </w:rPr>
-        <w:t xml:space="preserve"> O Filho do Homem seguirá o caminho que as Escrituras anunciaram; mas ai daquele que o trair! Seria melhor para ele nunca ter nascido".</w:t>
+        <w:t xml:space="preserve"> O Filho do Homem seguirá o caminho que as Escrituras anunciaram; mas ai daquele que o trair! Seria melhor para ele nunca ter nascido”.</w:t>
       </w:r>
     </w:p>
     <w:p>
@@ -20249,7 +20249,7 @@
         <w:rPr>
           <w:lang w:val="pt_PT" w:bidi="pt_PT"/>
         </w:rPr>
-        <w:t xml:space="preserve"> Prestem atenção às minhas palavras: não beberei mais deste fruto da videira até o dia em que eu beba um vinho novo com vocês no reino do meu Pai".</w:t>
+        <w:t xml:space="preserve"> Prestem atenção às minhas palavras: não beberei mais deste fruto da videira até o dia em que eu beba um vinho novo com vocês no reino do meu Pai”.</w:t>
       </w:r>
     </w:p>
     <w:p>
@@ -20312,7 +20312,7 @@
         <w:rPr>
           <w:lang w:val="pt_PT" w:bidi="pt_PT"/>
         </w:rPr>
-        <w:t xml:space="preserve"> Mas, depois que eu ressuscitar, irei adiante de vocês para a Galileia".</w:t>
+        <w:t xml:space="preserve"> Mas, depois que eu ressuscitar, irei adiante de vocês para a Galileia”.</w:t>
       </w:r>
     </w:p>
     <w:p>
@@ -20480,7 +20480,7 @@
         <w:rPr>
           <w:lang w:val="pt_PT" w:bidi="pt_PT"/>
         </w:rPr>
-        <w:t xml:space="preserve"> Depois voltou aos discípulos e os encontrou dormindo. "Vocês não puderam vigiar comigo nem por uma hora?", perguntou Jesus a Pedro.</w:t>
+        <w:t xml:space="preserve"> Depois voltou aos discípulos e os encontrou dormindo. “Vocês não puderam vigiar comigo nem por uma hora?”, perguntou Jesus a Pedro.</w:t>
       </w:r>
     </w:p>
     <w:p>
@@ -20501,7 +20501,7 @@
         <w:rPr>
           <w:lang w:val="pt_PT" w:bidi="pt_PT"/>
         </w:rPr>
-        <w:t xml:space="preserve"> "Fiquem atentos e orem, para que não caiam em tentação. O espírito está pronto, mas a natureza humana é fraca."</w:t>
+        <w:t xml:space="preserve"> "Fiquem atentos e orem, para que não caiam em tentação. O espírito está pronto, mas a natureza humana é fraca.”</w:t>
       </w:r>
     </w:p>
     <w:p>
@@ -20606,7 +20606,7 @@
         <w:rPr>
           <w:lang w:val="pt_PT" w:bidi="pt_PT"/>
         </w:rPr>
-        <w:t xml:space="preserve"> Levantem-se, vamos! Aí vem o traidor!".</w:t>
+        <w:t xml:space="preserve"> Levantem-se, vamos! Aí vem o traidor!”.</w:t>
       </w:r>
     </w:p>
     <w:p>
@@ -20648,7 +20648,7 @@
         <w:rPr>
           <w:lang w:val="pt_PT" w:bidi="pt_PT"/>
         </w:rPr>
-        <w:t xml:space="preserve"> O traidor havia combinado o seguinte sinal: "Prendam o homem que eu beijar, pois é ele".</w:t>
+        <w:t xml:space="preserve"> O traidor havia combinado o seguinte sinal: “Prendam o homem que eu beijar, pois é ele”.</w:t>
       </w:r>
     </w:p>
     <w:p>
@@ -20669,7 +20669,7 @@
         <w:rPr>
           <w:lang w:val="pt_PT" w:bidi="pt_PT"/>
         </w:rPr>
-        <w:t xml:space="preserve"> Em seguida, aproximou-se de Jesus, dizendo: "Salve, Rabi", e o beijou.</w:t>
+        <w:t xml:space="preserve"> Em seguida, aproximou-se de Jesus, dizendo: “Salve, Rabi”, e o beijou.</w:t>
       </w:r>
     </w:p>
     <w:p>
@@ -20732,7 +20732,7 @@
         <w:rPr>
           <w:lang w:val="pt_PT" w:bidi="pt_PT"/>
         </w:rPr>
-        <w:t xml:space="preserve"> "Guarde sua espada", disse Jesus. "Os que usam espada morrerão pela espada.</w:t>
+        <w:t xml:space="preserve"> "Guarde sua espada”, disse Jesus. “Os que usam espada morrerão pela espada.</w:t>
       </w:r>
     </w:p>
     <w:p>
@@ -20774,7 +20774,7 @@
         <w:rPr>
           <w:lang w:val="pt_PT" w:bidi="pt_PT"/>
         </w:rPr>
-        <w:t xml:space="preserve"> Se o fizesse, como se cumpririam as Escrituras que afirmam que precisa acontecer exatamente assim?".</w:t>
+        <w:t xml:space="preserve"> Se o fizesse, como se cumpririam as Escrituras que afirmam que precisa acontecer exatamente assim?”.</w:t>
       </w:r>
     </w:p>
     <w:p>
@@ -20816,7 +20816,7 @@
         <w:rPr>
           <w:lang w:val="pt_PT" w:bidi="pt_PT"/>
         </w:rPr>
-        <w:t xml:space="preserve"> Mas tudo isso está acontecendo para que se cumpram os escritos dos profetas". Então todos os discípulos abandonaram Jesus e fugiram.</w:t>
+        <w:t xml:space="preserve"> Mas tudo isso está acontecendo para que se cumpram os escritos dos profetas”. Então todos os discípulos abandonaram Jesus e fugiram.</w:t>
       </w:r>
     </w:p>
     <w:p>
@@ -20942,7 +20942,7 @@
         <w:rPr>
           <w:lang w:val="pt_PT" w:bidi="pt_PT"/>
         </w:rPr>
-        <w:t xml:space="preserve"> Então o sumo sacerdote se levantou e perguntou a Jesus: "Você não responde nada ao que estes testemunham contra você?".</w:t>
+        <w:t xml:space="preserve"> Então o sumo sacerdote se levantou e perguntou a Jesus: “Você não responde nada ao que estes testemunham contra você?”.</w:t>
       </w:r>
     </w:p>
     <w:p>
@@ -20963,7 +20963,7 @@
         <w:rPr>
           <w:lang w:val="pt_PT" w:bidi="pt_PT"/>
         </w:rPr>
-        <w:t xml:space="preserve"> Jesus ficou em silêncio. Em seguida, o sumo sacerdote disse: "Eu ordeno pelo Deus vivo que nos diga se você é o Cristo, o Filho de Deus".</w:t>
+        <w:t xml:space="preserve"> Jesus ficou em silêncio. Em seguida, o sumo sacerdote disse: “Eu ordeno pelo Deus vivo que nos diga se você é o Cristo, o Filho de Deus”.</w:t>
       </w:r>
     </w:p>
     <w:p>
@@ -21005,7 +21005,7 @@
         <w:rPr>
           <w:lang w:val="pt_PT" w:bidi="pt_PT"/>
         </w:rPr>
-        <w:t xml:space="preserve"> Então o sumo sacerdote rasgou suas vestes, gritando: "Blasfêmia! Que necessidade temos ainda de testemunhas? Vejam, vocês acabam de ouvir a blasfêmia!".</w:t>
+        <w:t xml:space="preserve"> Então o sumo sacerdote rasgou suas vestes, gritando: “Blasfêmia! Que necessidade temos ainda de testemunhas? Vejam, vocês acabam de ouvir a blasfêmia!”.</w:t>
       </w:r>
     </w:p>
     <w:p>
@@ -21026,7 +21026,7 @@
         <w:rPr>
           <w:lang w:val="pt_PT" w:bidi="pt_PT"/>
         </w:rPr>
-        <w:t xml:space="preserve"> "Qual é o veredito de vocês?”, perguntou. E eles disseram: “Ele é culpado e deve morrer".</w:t>
+        <w:t xml:space="preserve"> "Qual é o veredito de vocês?”, perguntou. E eles disseram: “Ele é culpado e deve morrer”.</w:t>
       </w:r>
     </w:p>
     <w:p>
@@ -21068,7 +21068,7 @@
         <w:rPr>
           <w:lang w:val="pt_PT" w:bidi="pt_PT"/>
         </w:rPr>
-        <w:t xml:space="preserve"> dizendo: "Profetize para nós, Cristo! Quem foi que bateu em você?".</w:t>
+        <w:t xml:space="preserve"> dizendo: “Profetize para nós, Cristo! Quem foi que bateu em você?”.</w:t>
       </w:r>
     </w:p>
     <w:p>
@@ -21089,7 +21089,7 @@
         <w:rPr>
           <w:lang w:val="pt_PT" w:bidi="pt_PT"/>
         </w:rPr>
-        <w:t xml:space="preserve"> Pedro estava sentado do lado de fora do pátio, quando aproximou-se dele uma criada, dizendo: "Você também estava com Jesus, o galileu".</w:t>
+        <w:t xml:space="preserve"> Pedro estava sentado do lado de fora do pátio, quando aproximou-se dele uma criada, dizendo: “Você também estava com Jesus, o galileu”.</w:t>
       </w:r>
     </w:p>
     <w:p>
@@ -21110,7 +21110,7 @@
         <w:rPr>
           <w:lang w:val="pt_PT" w:bidi="pt_PT"/>
         </w:rPr>
-        <w:t xml:space="preserve"> Mas Pedro negou diante de todos, dizendo: "Eu não sei do que você está falando".</w:t>
+        <w:t xml:space="preserve"> Mas Pedro negou diante de todos, dizendo: “Eu não sei do que você está falando”.</w:t>
       </w:r>
     </w:p>
     <w:p>
@@ -21131,7 +21131,7 @@
         <w:rPr>
           <w:lang w:val="pt_PT" w:bidi="pt_PT"/>
         </w:rPr>
-        <w:t xml:space="preserve"> Saindo para o portão, outra criada o viu e disse aos que estavam ali: "Este homem estava com Jesus de Nazaré".</w:t>
+        <w:t xml:space="preserve"> Saindo para o portão, outra criada o viu e disse aos que estavam ali: “Este homem estava com Jesus de Nazaré”.</w:t>
       </w:r>
     </w:p>
     <w:p>
@@ -21173,7 +21173,7 @@
         <w:rPr>
           <w:lang w:val="pt_PT" w:bidi="pt_PT"/>
         </w:rPr>
-        <w:t xml:space="preserve"> Pouco depois, os que estavam ali se aproximaram de Pedro e disseram: "Certamente, você também é um deles, pois até a sua fala o denuncia".</w:t>
+        <w:t xml:space="preserve"> Pouco depois, os que estavam ali se aproximaram de Pedro e disseram: “Certamente, você também é um deles, pois até a sua fala o denuncia”.</w:t>
       </w:r>
     </w:p>
     <w:p>
@@ -21215,7 +21215,7 @@
         <w:rPr>
           <w:lang w:val="pt_PT" w:bidi="pt_PT"/>
         </w:rPr>
-        <w:t xml:space="preserve"> Então Pedro lembrou-se da palavra que Jesus havia dito: "Antes que o galo cante, você me negará três vezes". Ele saiu daquele lugar e chorou amargamente.</w:t>
+        <w:t xml:space="preserve"> Então Pedro lembrou-se da palavra que Jesus havia dito: “Antes que o galo cante, você me negará três vezes”. Ele saiu daquele lugar e chorou amargamente.</w:t>
       </w:r>
     </w:p>
     <w:p>
@@ -21378,7 +21378,7 @@
         <w:rPr>
           <w:lang w:val="pt_PT" w:bidi="pt_PT"/>
         </w:rPr>
-        <w:t xml:space="preserve"> Após decidirem em conselho, eles as usaram para comprar o "Campo do Oleiro" e transformá-lo num cemitério para os estrangeiros.</w:t>
+        <w:t xml:space="preserve"> Após decidirem em conselho, eles as usaram para comprar o “Campo do Oleiro” e transformá-lo num cemitério para os estrangeiros.</w:t>
       </w:r>
     </w:p>
     <w:p>
@@ -21399,7 +21399,7 @@
         <w:rPr>
           <w:lang w:val="pt_PT" w:bidi="pt_PT"/>
         </w:rPr>
-        <w:t xml:space="preserve"> Por isso, aquele campo é chamado "Campo de Sangue" até o dia de hoje.</w:t>
+        <w:t xml:space="preserve"> Por isso, aquele campo é chamado “Campo de Sangue” até o dia de hoje.</w:t>
       </w:r>
     </w:p>
     <w:p>
@@ -21441,7 +21441,7 @@
         <w:rPr>
           <w:lang w:val="pt_PT" w:bidi="pt_PT"/>
         </w:rPr>
-        <w:t xml:space="preserve"> e compraram o campo do oleiro, como o Senhor ordenou".</w:t>
+        <w:t xml:space="preserve"> e compraram o campo do oleiro, como o Senhor ordenou”.</w:t>
       </w:r>
     </w:p>
     <w:p>
@@ -21462,7 +21462,7 @@
         <w:rPr>
           <w:lang w:val="pt_PT" w:bidi="pt_PT"/>
         </w:rPr>
-        <w:t xml:space="preserve"> Jesus foi posto de pé diante do governador, que lhe perguntou: "Você é o rei dos judeus?". Jesus respondeu: "Você o diz".</w:t>
+        <w:t xml:space="preserve"> Jesus foi posto de pé diante do governador, que lhe perguntou: “Você é o rei dos judeus?”. Jesus respondeu: “Você o diz”.</w:t>
       </w:r>
     </w:p>
     <w:p>
@@ -21504,7 +21504,7 @@
         <w:rPr>
           <w:lang w:val="pt_PT" w:bidi="pt_PT"/>
         </w:rPr>
-        <w:t xml:space="preserve"> Então Pilatos lhe perguntou: "Você não ouve quantas coisas eles testemunham contra você?".</w:t>
+        <w:t xml:space="preserve"> Então Pilatos lhe perguntou: “Você não ouve quantas coisas eles testemunham contra você?”.</w:t>
       </w:r>
     </w:p>
     <w:p>
@@ -21588,7 +21588,7 @@
         <w:rPr>
           <w:lang w:val="pt_PT" w:bidi="pt_PT"/>
         </w:rPr>
-        <w:t xml:space="preserve"> Quando o povo se reuniu, Pilatos perguntou: "Quem vocês querem que eu solte: Barrabás ou Jesus, chamado Cristo?".</w:t>
+        <w:t xml:space="preserve"> Quando o povo se reuniu, Pilatos perguntou: “Quem vocês querem que eu solte: Barrabás ou Jesus, chamado Cristo?”.</w:t>
       </w:r>
     </w:p>
     <w:p>
@@ -21630,7 +21630,7 @@
         <w:rPr>
           <w:lang w:val="pt_PT" w:bidi="pt_PT"/>
         </w:rPr>
-        <w:t xml:space="preserve"> Enquanto Pilatos estava sentado no tribunal, sua esposa lhe enviou uma mensagem, dizendo: “Não se envolva com aquele homem justo, pois esta noite tive um sonho que me causou grande angústia por causa dele".</w:t>
+        <w:t xml:space="preserve"> Enquanto Pilatos estava sentado no tribunal, sua esposa lhe enviou uma mensagem, dizendo: “Não se envolva com aquele homem justo, pois esta noite tive um sonho que me causou grande angústia por causa dele”.</w:t>
       </w:r>
     </w:p>
     <w:p>
@@ -21735,7 +21735,7 @@
         <w:rPr>
           <w:lang w:val="pt_PT" w:bidi="pt_PT"/>
         </w:rPr>
-        <w:t xml:space="preserve"> Vendo que nada surtia efeito e que o alvoroço aumentava, Pilatos lavou as mãos diante do povo e disse: "Não sou culpado pelo sangue deste justo; vocês que respondam por isso".</w:t>
+        <w:t xml:space="preserve"> Vendo que nada surtia efeito e que o alvoroço aumentava, Pilatos lavou as mãos diante do povo e disse: “Não sou culpado pelo sangue deste justo; vocês que respondam por isso”.</w:t>
       </w:r>
     </w:p>
     <w:p>
@@ -21840,7 +21840,7 @@
         <w:rPr>
           <w:lang w:val="pt_PT" w:bidi="pt_PT"/>
         </w:rPr>
-        <w:t xml:space="preserve"> Fizeram uma coroa de espinhos e a colocaram sobre sua cabeça; depois puseram uma vara na sua mão direita, como se fosse um cetro, ajoelharam-se diante dele e zombaram, dizendo: "Salve, rei dos judeus!".</w:t>
+        <w:t xml:space="preserve"> Fizeram uma coroa de espinhos e a colocaram sobre sua cabeça; depois puseram uma vara na sua mão direita, como se fosse um cetro, ajoelharam-se diante dele e zombaram, dizendo: “Salve, rei dos judeus!”.</w:t>
       </w:r>
     </w:p>
     <w:p>
@@ -22008,7 +22008,7 @@
         <w:rPr>
           <w:lang w:val="pt_PT" w:bidi="pt_PT"/>
         </w:rPr>
-        <w:t xml:space="preserve"> E colocaram uma tabuleta acima da sua cabeça com os dizeres: "Este é Jesus, o Rei dos Judeus".</w:t>
+        <w:t xml:space="preserve"> E colocaram uma tabuleta acima da sua cabeça com os dizeres: “Este é Jesus, o Rei dos Judeus”.</w:t>
       </w:r>
     </w:p>
     <w:p>
@@ -22071,7 +22071,7 @@
         <w:rPr>
           <w:lang w:val="pt_PT" w:bidi="pt_PT"/>
         </w:rPr>
-        <w:t xml:space="preserve"> e dizendo: "Você que afirma destruir o templo e reconstruí-lo em três dias, salve-se! Se é o Filho de Deus, desça da cruz!".</w:t>
+        <w:t xml:space="preserve"> e dizendo: “Você que afirma destruir o templo e reconstruí-lo em três dias, salve-se! Se é o Filho de Deus, desça da cruz!”.</w:t>
       </w:r>
     </w:p>
     <w:p>
@@ -22134,7 +22134,7 @@
         <w:rPr>
           <w:lang w:val="pt_PT" w:bidi="pt_PT"/>
         </w:rPr>
-        <w:t xml:space="preserve"> Ele confiou em Deus; então, se Deus realmente quiser, que o salve agora. Afinal, foi ele mesmo quem afirmou: 'Eu sou o Filho de Deus'".</w:t>
+        <w:t xml:space="preserve"> Ele confiou em Deus; então, se Deus realmente quiser, que o salve agora. Afinal, foi ele mesmo quem afirmou: ‘Eu sou o Filho de Deus’”.</w:t>
       </w:r>
     </w:p>
     <w:p>
@@ -22554,7 +22554,7 @@
         <w:rPr>
           <w:lang w:val="pt_PT" w:bidi="pt_PT"/>
         </w:rPr>
-        <w:t xml:space="preserve"> e lhe disseram: "Senhor, recordamos que aquele impostor, ainda em vida, declarou: 'Ressuscitarei depois de três dias'.</w:t>
+        <w:t xml:space="preserve"> e lhe disseram: “Senhor, recordamos que aquele impostor, ainda em vida, declarou: ‘Ressuscitarei depois de três dias’.</w:t>
       </w:r>
     </w:p>
     <w:p>
@@ -22575,7 +22575,7 @@
         <w:rPr>
           <w:lang w:val="pt_PT" w:bidi="pt_PT"/>
         </w:rPr>
-        <w:t xml:space="preserve"> Portanto, ordene que o túmulo seja lacrado até o terceiro dia, para que seus discípulos não venham roubá-lo e digam ao povo que ele ressuscitou dentre os mortos; e assim a última ilusão seja pior do que a primeira".</w:t>
+        <w:t xml:space="preserve"> Portanto, ordene que o túmulo seja lacrado até o terceiro dia, para que seus discípulos não venham roubá-lo e digam ao povo que ele ressuscitou dentre os mortos; e assim a última ilusão seja pior do que a primeira”.</w:t>
       </w:r>
     </w:p>
     <w:p>
@@ -22596,7 +22596,7 @@
         <w:rPr>
           <w:lang w:val="pt_PT" w:bidi="pt_PT"/>
         </w:rPr>
-        <w:t xml:space="preserve"> Pilatos respondeu: "Levem alguns soldados e protejam o túmulo como acharem melhor".</w:t>
+        <w:t xml:space="preserve"> Pilatos respondeu: “Levem alguns soldados e protejam o túmulo como acharem melhor”.</w:t>
       </w:r>
     </w:p>
     <w:p>
@@ -22780,7 +22780,7 @@
         <w:rPr>
           <w:lang w:val="pt_PT" w:bidi="pt_PT"/>
         </w:rPr>
-        <w:t xml:space="preserve"> Agora, vão depressa e digam aos discípulos que ele ressuscitou dos mortos e que vai adiante de vocês para a Galileia. Lá vocês o verão. Como eu lhes falei, é exatamente isso que acontecerá".</w:t>
+        <w:t xml:space="preserve"> Agora, vão depressa e digam aos discípulos que ele ressuscitou dos mortos e que vai adiante de vocês para a Galileia. Lá vocês o verão. Como eu lhes falei, é exatamente isso que acontecerá”.</w:t>
       </w:r>
     </w:p>
     <w:p>
@@ -22843,7 +22843,7 @@
         <w:rPr>
           <w:lang w:val="pt_PT" w:bidi="pt_PT"/>
         </w:rPr>
-        <w:t xml:space="preserve"> Jesus lhes disse: "Não tenham medo! Vão e avisem meus irmãos que devem ir para a Galileia. Lá eles me verão".</w:t>
+        <w:t xml:space="preserve"> Jesus lhes disse: “Não tenham medo! Vão e avisem meus irmãos que devem ir para a Galileia. Lá eles me verão”.</w:t>
       </w:r>
     </w:p>
     <w:p>
@@ -22906,7 +22906,7 @@
         <w:rPr>
           <w:lang w:val="pt_PT" w:bidi="pt_PT"/>
         </w:rPr>
-        <w:t xml:space="preserve"> dando-lhes a seguinte orientação: "Digam que os discípulos dele vieram durante a noite e levaram o corpo enquanto estávamos dormindo.</w:t>
+        <w:t xml:space="preserve"> dando-lhes a seguinte orientação: “Digam que os discípulos dele vieram durante a noite e levaram o corpo enquanto estávamos dormindo.</w:t>
       </w:r>
     </w:p>
     <w:p>
@@ -22927,7 +22927,7 @@
         <w:rPr>
           <w:lang w:val="pt_PT" w:bidi="pt_PT"/>
         </w:rPr>
-        <w:t xml:space="preserve"> Se isso chegar aos ouvidos do governador, nós o convenceremos e cuidaremos para que vocês não tenham problemas".</w:t>
+        <w:t xml:space="preserve"> Se isso chegar aos ouvidos do governador, nós o convenceremos e cuidaremos para que vocês não tenham problemas”.</w:t>
       </w:r>
     </w:p>
     <w:p>
@@ -23011,7 +23011,7 @@
         <w:rPr>
           <w:lang w:val="pt_PT" w:bidi="pt_PT"/>
         </w:rPr>
-        <w:t xml:space="preserve"> Jesus, aproximando-se, disse-lhes: "Toda autoridade me foi dada no céu e na terra.</w:t>
+        <w:t xml:space="preserve"> Jesus, aproximando-se, disse-lhes: “Toda autoridade me foi dada no céu e na terra.</w:t>
       </w:r>
     </w:p>
     <w:p>
@@ -23053,7 +23053,7 @@
         <w:rPr>
           <w:lang w:val="pt_PT" w:bidi="pt_PT"/>
         </w:rPr>
-        <w:t xml:space="preserve"> Ensinando-os a cumprir tudo o que eu lhes ordenei. E lembrem-se: estou com vocês todos os dias, até o fim dos tempos".</w:t>
+        <w:t xml:space="preserve"> Ensinando-os a cumprir tudo o que eu lhes ordenei. E lembrem-se: estou com vocês todos os dias, até o fim dos tempos”.</w:t>
       </w:r>
     </w:p>
     <w:sectPr>
